--- a/小组任务-实验报告.docx
+++ b/小组任务-实验报告.docx
@@ -64,29 +64,7 @@
           <w:sz w:val="56"/>
           <w:szCs w:val="56"/>
         </w:rPr>
-        <w:t xml:space="preserve">实  </w:t>
-      </w:r>
-      <w:proofErr w:type="gramStart"/>
-      <w:r>
-        <w:rPr>
-          <w:rFonts w:ascii="黑体" w:eastAsia="黑体" w:hAnsi="黑体" w:cs="黑体"/>
-          <w:b/>
-          <w:bCs/>
-          <w:sz w:val="56"/>
-          <w:szCs w:val="56"/>
-        </w:rPr>
-        <w:t>验</w:t>
-      </w:r>
-      <w:proofErr w:type="gramEnd"/>
-      <w:r>
-        <w:rPr>
-          <w:rFonts w:ascii="黑体" w:eastAsia="黑体" w:hAnsi="黑体" w:cs="黑体"/>
-          <w:b/>
-          <w:bCs/>
-          <w:sz w:val="56"/>
-          <w:szCs w:val="56"/>
-        </w:rPr>
-        <w:t xml:space="preserve">  报  告</w:t>
+        <w:t>实  验  报  告</w:t>
       </w:r>
     </w:p>
     <w:p>
@@ -242,7 +220,6 @@
             <w:pPr>
               <w:spacing w:before="80" w:after="80" w:line="360" w:lineRule="auto"/>
               <w:rPr>
-                <w:rFonts w:hint="eastAsia"/>
                 <w:sz w:val="28"/>
                 <w:szCs w:val="28"/>
               </w:rPr>
@@ -361,7 +338,6 @@
             <w:pPr>
               <w:spacing w:before="80" w:after="80" w:line="360" w:lineRule="auto"/>
               <w:rPr>
-                <w:rFonts w:hint="eastAsia"/>
                 <w:sz w:val="28"/>
                 <w:szCs w:val="28"/>
               </w:rPr>
@@ -382,9 +358,6 @@
       <w:pPr>
         <w:spacing w:after="300" w:line="360" w:lineRule="auto"/>
         <w:jc w:val="center"/>
-        <w:rPr>
-          <w:rFonts w:hint="eastAsia"/>
-        </w:rPr>
       </w:pPr>
     </w:p>
     <w:p>
@@ -419,9 +392,6 @@
     <w:p>
       <w:pPr>
         <w:spacing w:after="300" w:line="360" w:lineRule="auto"/>
-        <w:rPr>
-          <w:rFonts w:hint="eastAsia"/>
-        </w:rPr>
       </w:pPr>
     </w:p>
     <w:p>
@@ -3183,9 +3153,6 @@
         <w:p>
           <w:pPr>
             <w:spacing w:line="360" w:lineRule="auto"/>
-            <w:rPr>
-              <w:rFonts w:hint="eastAsia"/>
-            </w:rPr>
           </w:pPr>
           <w:r>
             <w:rPr>
@@ -3254,54 +3221,42 @@
       <w:pPr>
         <w:spacing w:line="360" w:lineRule="auto"/>
         <w:ind w:firstLine="480"/>
+      </w:pPr>
+      <w:r>
         <w:rPr>
           <w:rFonts w:hint="eastAsia"/>
         </w:rPr>
+        <w:t>本系统通过数据库技术对高校学生管理中的核心业务数据进行统一建模和集中管理，具有以下意义：</w:t>
+      </w:r>
+    </w:p>
+    <w:p>
+      <w:pPr>
+        <w:spacing w:line="360" w:lineRule="auto"/>
+        <w:ind w:firstLine="480"/>
       </w:pPr>
       <w:r>
         <w:rPr>
           <w:rFonts w:hint="eastAsia"/>
         </w:rPr>
-        <w:t>本系统通过数据库技术对高校学生管理中的核心业务数据进行统一建模和集中管理，具有以下意义：</w:t>
+        <w:t>将学院、专业、学生、教师、课程、选课、成绩、奖惩等教学要素纳入统一的信息化管理平台，消除数据孤岛。</w:t>
       </w:r>
     </w:p>
     <w:p>
       <w:pPr>
         <w:spacing w:line="360" w:lineRule="auto"/>
         <w:ind w:firstLine="480"/>
+      </w:pPr>
+      <w:r>
         <w:rPr>
           <w:rFonts w:hint="eastAsia"/>
         </w:rPr>
-      </w:pPr>
-      <w:r>
-        <w:rPr>
-          <w:rFonts w:hint="eastAsia"/>
-        </w:rPr>
-        <w:t>将学院、专业、学生、教师、课程、选课、成绩、奖惩等教学要素纳入统一的信息化管理平台，消除数据孤岛。</w:t>
+        <w:t>利用关系数据库的完整性约束机制（主键、外键、检查约束等）保障数据的一致性和有效性。</w:t>
       </w:r>
     </w:p>
     <w:p>
       <w:pPr>
         <w:spacing w:line="360" w:lineRule="auto"/>
         <w:ind w:firstLine="480"/>
-        <w:rPr>
-          <w:rFonts w:hint="eastAsia"/>
-        </w:rPr>
-      </w:pPr>
-      <w:r>
-        <w:rPr>
-          <w:rFonts w:hint="eastAsia"/>
-        </w:rPr>
-        <w:t>利用关系数据库的完整性约束机制（主键、外键、检查约束等）保障数据的一致性和有效性。</w:t>
-      </w:r>
-    </w:p>
-    <w:p>
-      <w:pPr>
-        <w:spacing w:line="360" w:lineRule="auto"/>
-        <w:ind w:firstLine="480"/>
-        <w:rPr>
-          <w:rFonts w:hint="eastAsia"/>
-        </w:rPr>
       </w:pPr>
       <w:r>
         <w:rPr>
@@ -3489,13 +3444,8 @@
         <w:t>/</w:t>
       </w:r>
       <w:r>
-        <w:t>编辑时需录入姓名、学院、专业、年龄、性别、加密身份证号、入学年份、学籍状态。支持逻辑删除，存在选课记录时不允许删除。身份证</w:t>
-      </w:r>
-      <w:proofErr w:type="gramStart"/>
-      <w:r>
-        <w:t>号采用</w:t>
-      </w:r>
-      <w:proofErr w:type="gramEnd"/>
+        <w:t>编辑时需录入姓名、学院、专业、年龄、性别、加密身份证号、入学年份、学籍状态。支持逻辑删除，存在选课记录时不允许删除。身份证号采用</w:t>
+      </w:r>
       <w:r>
         <w:t>AES</w:t>
       </w:r>
@@ -3602,15 +3552,7 @@
         <w:ind w:firstLine="480"/>
       </w:pPr>
       <w:r>
-        <w:t>管理系统中使用的各类字典数据，包含性别、学籍状态、课程性质、考试类型、开课计划状态、奖惩类型、奖惩级别等，支持字典类型和字典项的增删</w:t>
-      </w:r>
-      <w:proofErr w:type="gramStart"/>
-      <w:r>
-        <w:t>改以及</w:t>
-      </w:r>
-      <w:proofErr w:type="gramEnd"/>
-      <w:r>
-        <w:t>启用</w:t>
+        <w:t>管理系统中使用的各类字典数据，包含性别、学籍状态、课程性质、考试类型、开课计划状态、奖惩类型、奖惩级别等，支持字典类型和字典项的增删改以及启用</w:t>
       </w:r>
       <w:r>
         <w:t>/</w:t>
@@ -3844,35 +3786,11 @@
         <w:ind w:firstLine="480"/>
       </w:pPr>
       <w:r>
-        <w:t>支持学生选课</w:t>
-      </w:r>
-      <w:proofErr w:type="gramStart"/>
-      <w:r>
-        <w:t>与退课操作</w:t>
-      </w:r>
-      <w:proofErr w:type="gramEnd"/>
-      <w:r>
-        <w:t>，选课环节会校验学籍状态、是否已选、课程容</w:t>
+        <w:t>支持学生选课与退课操作，选课环节会校验学籍状态、是否已选、课程容</w:t>
       </w:r>
       <w:r>
         <w:lastRenderedPageBreak/>
-        <w:t>量；</w:t>
-      </w:r>
-      <w:proofErr w:type="gramStart"/>
-      <w:r>
-        <w:t>退课环节</w:t>
-      </w:r>
-      <w:proofErr w:type="gramEnd"/>
-      <w:r>
-        <w:t>会校验选课状态，并级联删除成绩记录。选课和</w:t>
-      </w:r>
-      <w:proofErr w:type="gramStart"/>
-      <w:r>
-        <w:t>退课操作</w:t>
-      </w:r>
-      <w:proofErr w:type="gramEnd"/>
-      <w:r>
-        <w:t>均通过事务保证数据一致性，同步更新已选人数，同时支持重修选课。</w:t>
+        <w:t>量；退课环节会校验选课状态，并级联删除成绩记录。选课和退课操作均通过事务保证数据一致性，同步更新已选人数，同时支持重修选课。</w:t>
       </w:r>
     </w:p>
     <w:p>
@@ -4024,11 +3942,9 @@
       <w:r>
         <w:t>管理系统用户信息，包含用户名、</w:t>
       </w:r>
-      <w:proofErr w:type="spellStart"/>
       <w:r>
         <w:t>BCrypt</w:t>
       </w:r>
-      <w:proofErr w:type="spellEnd"/>
       <w:r>
         <w:t>加密存储的密码、真实姓名、状态、角色。支持用户创建、编辑、重置密码操作。系统角色分为系统管理员、院系管理员、教师、学生四类，未登录用户无法访问任何业务</w:t>
       </w:r>
@@ -4043,9 +3959,6 @@
       <w:pPr>
         <w:spacing w:line="360" w:lineRule="auto"/>
         <w:ind w:firstLine="480"/>
-        <w:rPr>
-          <w:rFonts w:hint="eastAsia"/>
-        </w:rPr>
       </w:pPr>
     </w:p>
     <w:p>
@@ -4108,9 +4021,6 @@
       <w:pPr>
         <w:spacing w:line="360" w:lineRule="auto"/>
         <w:ind w:firstLine="480"/>
-        <w:rPr>
-          <w:rFonts w:hint="eastAsia"/>
-        </w:rPr>
       </w:pPr>
       <w:r>
         <w:rPr>
@@ -4138,7 +4048,6 @@
         </w:rPr>
         <w:t>张数据表，每张表均有明确的主键约束（均为业务主键）。表之间定义了</w:t>
       </w:r>
-      <w:proofErr w:type="gramStart"/>
       <w:r>
         <w:rPr>
           <w:rFonts w:hint="eastAsia"/>
@@ -4149,191 +4058,162 @@
         <w:rPr>
           <w:rFonts w:hint="eastAsia"/>
         </w:rPr>
-        <w:t>个外键约束</w:t>
-      </w:r>
-      <w:proofErr w:type="gramEnd"/>
+        <w:t>个外键约束（如</w:t>
+      </w:r>
       <w:r>
         <w:rPr>
           <w:rFonts w:hint="eastAsia"/>
         </w:rPr>
-        <w:t>（如</w:t>
+        <w:t xml:space="preserve"> student.college_code </w:t>
       </w:r>
       <w:r>
         <w:rPr>
           <w:rFonts w:hint="eastAsia"/>
         </w:rPr>
-        <w:t xml:space="preserve"> </w:t>
-      </w:r>
-      <w:proofErr w:type="spellStart"/>
+        <w:t>→</w:t>
+      </w:r>
       <w:r>
         <w:rPr>
           <w:rFonts w:hint="eastAsia"/>
         </w:rPr>
-        <w:t>student.college_code</w:t>
-      </w:r>
-      <w:proofErr w:type="spellEnd"/>
+        <w:t xml:space="preserve"> college.college_code</w:t>
+      </w:r>
       <w:r>
         <w:rPr>
           <w:rFonts w:hint="eastAsia"/>
         </w:rPr>
-        <w:t xml:space="preserve"> </w:t>
+        <w:t>），确保引用完整性。此外还定义了</w:t>
       </w:r>
       <w:r>
         <w:rPr>
           <w:rFonts w:hint="eastAsia"/>
         </w:rPr>
-        <w:t>→</w:t>
+        <w:t>7</w:t>
       </w:r>
       <w:r>
         <w:rPr>
           <w:rFonts w:hint="eastAsia"/>
         </w:rPr>
-        <w:t xml:space="preserve"> </w:t>
-      </w:r>
-      <w:proofErr w:type="spellStart"/>
+        <w:t>个</w:t>
+      </w:r>
       <w:r>
         <w:rPr>
           <w:rFonts w:hint="eastAsia"/>
         </w:rPr>
-        <w:t>college.college_code</w:t>
-      </w:r>
-      <w:proofErr w:type="spellEnd"/>
+        <w:t>CHECK</w:t>
+      </w:r>
       <w:r>
         <w:rPr>
           <w:rFonts w:hint="eastAsia"/>
         </w:rPr>
-        <w:t>），确保引用完整性。此外还定义了</w:t>
+        <w:t>约束（如学生年龄</w:t>
       </w:r>
       <w:r>
         <w:rPr>
           <w:rFonts w:hint="eastAsia"/>
         </w:rPr>
-        <w:t>7</w:t>
+        <w:t>15-50</w:t>
       </w:r>
       <w:r>
         <w:rPr>
           <w:rFonts w:hint="eastAsia"/>
         </w:rPr>
-        <w:t>个</w:t>
+        <w:t>岁、学分</w:t>
       </w:r>
       <w:r>
         <w:rPr>
           <w:rFonts w:hint="eastAsia"/>
         </w:rPr>
-        <w:t>CHECK</w:t>
+        <w:t>&gt;0</w:t>
       </w:r>
       <w:r>
         <w:rPr>
           <w:rFonts w:hint="eastAsia"/>
         </w:rPr>
-        <w:t>约束（如学生年龄</w:t>
+        <w:t>、学时</w:t>
       </w:r>
       <w:r>
         <w:rPr>
           <w:rFonts w:hint="eastAsia"/>
         </w:rPr>
-        <w:t>15-50</w:t>
+        <w:t>&gt;0</w:t>
       </w:r>
       <w:r>
         <w:rPr>
           <w:rFonts w:hint="eastAsia"/>
         </w:rPr>
-        <w:t>岁、学分</w:t>
+        <w:t>、学期结束日期</w:t>
       </w:r>
       <w:r>
         <w:rPr>
           <w:rFonts w:hint="eastAsia"/>
         </w:rPr>
+        <w:t>&gt;</w:t>
+      </w:r>
+      <w:r>
+        <w:rPr>
+          <w:rFonts w:hint="eastAsia"/>
+        </w:rPr>
+        <w:t>开始日期、成绩</w:t>
+      </w:r>
+      <w:r>
+        <w:rPr>
+          <w:rFonts w:hint="eastAsia"/>
+        </w:rPr>
+        <w:t>0-100</w:t>
+      </w:r>
+      <w:r>
+        <w:rPr>
+          <w:rFonts w:hint="eastAsia"/>
+        </w:rPr>
+        <w:t>分、容量</w:t>
+      </w:r>
+      <w:r>
+        <w:rPr>
+          <w:rFonts w:hint="eastAsia"/>
+        </w:rPr>
         <w:t>&gt;0</w:t>
       </w:r>
       <w:r>
         <w:rPr>
           <w:rFonts w:hint="eastAsia"/>
         </w:rPr>
-        <w:t>、学时</w:t>
+        <w:t>、已选人数≥</w:t>
       </w:r>
       <w:r>
         <w:rPr>
           <w:rFonts w:hint="eastAsia"/>
         </w:rPr>
-        <w:t>&gt;0</w:t>
+        <w:t>0</w:t>
       </w:r>
       <w:r>
         <w:rPr>
           <w:rFonts w:hint="eastAsia"/>
         </w:rPr>
-        <w:t>、学期结束日期</w:t>
+        <w:t>且≤容量）。所有核心字段均设置了</w:t>
       </w:r>
       <w:r>
         <w:rPr>
           <w:rFonts w:hint="eastAsia"/>
         </w:rPr>
-        <w:t>&gt;</w:t>
+        <w:t>NOT NULL</w:t>
       </w:r>
       <w:r>
         <w:rPr>
           <w:rFonts w:hint="eastAsia"/>
         </w:rPr>
-        <w:t>开始日期、成绩</w:t>
+        <w:t>约束，状态类字段设有合理的</w:t>
       </w:r>
       <w:r>
         <w:rPr>
           <w:rFonts w:hint="eastAsia"/>
         </w:rPr>
-        <w:t>0-100</w:t>
+        <w:t>DEFAULT</w:t>
       </w:r>
       <w:r>
         <w:rPr>
           <w:rFonts w:hint="eastAsia"/>
         </w:rPr>
-        <w:t>分、容量</w:t>
-      </w:r>
-      <w:r>
-        <w:rPr>
-          <w:rFonts w:hint="eastAsia"/>
-        </w:rPr>
-        <w:t>&gt;0</w:t>
-      </w:r>
-      <w:r>
-        <w:rPr>
-          <w:rFonts w:hint="eastAsia"/>
-        </w:rPr>
-        <w:t>、已选人数≥</w:t>
-      </w:r>
-      <w:r>
-        <w:rPr>
-          <w:rFonts w:hint="eastAsia"/>
-        </w:rPr>
-        <w:t>0</w:t>
-      </w:r>
-      <w:r>
-        <w:rPr>
-          <w:rFonts w:hint="eastAsia"/>
-        </w:rPr>
-        <w:t>且≤容量）。所有核心字段均设置了</w:t>
-      </w:r>
-      <w:r>
-        <w:rPr>
-          <w:rFonts w:hint="eastAsia"/>
-        </w:rPr>
-        <w:t>NOT NULL</w:t>
-      </w:r>
-      <w:r>
-        <w:rPr>
-          <w:rFonts w:hint="eastAsia"/>
-        </w:rPr>
-        <w:t>约束，状态类字段设有合理的</w:t>
-      </w:r>
-      <w:r>
-        <w:rPr>
-          <w:rFonts w:hint="eastAsia"/>
-        </w:rPr>
-        <w:t>DEFAULT</w:t>
-      </w:r>
-      <w:r>
-        <w:rPr>
-          <w:rFonts w:hint="eastAsia"/>
-        </w:rPr>
         <w:t>值。</w:t>
       </w:r>
     </w:p>
@@ -4347,9 +4227,6 @@
       <w:pPr>
         <w:spacing w:line="360" w:lineRule="auto"/>
         <w:ind w:firstLine="480"/>
-        <w:rPr>
-          <w:rFonts w:hint="eastAsia"/>
-        </w:rPr>
       </w:pPr>
       <w:r>
         <w:rPr>
@@ -4363,96 +4240,86 @@
         <w:rPr>
           <w:rFonts w:hint="eastAsia"/>
         </w:rPr>
-        <w:t>学生身份证</w:t>
-      </w:r>
-      <w:proofErr w:type="gramStart"/>
+        <w:t>学生身份证号采用</w:t>
+      </w:r>
       <w:r>
         <w:rPr>
           <w:rFonts w:hint="eastAsia"/>
         </w:rPr>
-        <w:t>号采用</w:t>
-      </w:r>
-      <w:proofErr w:type="gramEnd"/>
+        <w:t>AES/ECB/PKCS5Padding</w:t>
+      </w:r>
       <w:r>
         <w:rPr>
           <w:rFonts w:hint="eastAsia"/>
         </w:rPr>
-        <w:t>AES/ECB/PKCS5Padding</w:t>
+        <w:t>算法加密存储于</w:t>
       </w:r>
       <w:r>
         <w:rPr>
           <w:rFonts w:hint="eastAsia"/>
         </w:rPr>
-        <w:t>算法加密存储于</w:t>
+        <w:t>VARBINARY(255)</w:t>
       </w:r>
       <w:r>
         <w:rPr>
           <w:rFonts w:hint="eastAsia"/>
         </w:rPr>
-        <w:t>VARBINARY(255)</w:t>
+        <w:t>字段中，密钥通过配置文件注入（示例密钥</w:t>
       </w:r>
       <w:r>
         <w:rPr>
           <w:rFonts w:hint="eastAsia"/>
         </w:rPr>
-        <w:t>字段中，密钥通过配置文件注入（示例密钥</w:t>
+        <w:t>SLMS-SECRET-KEY1</w:t>
       </w:r>
       <w:r>
         <w:rPr>
           <w:rFonts w:hint="eastAsia"/>
         </w:rPr>
-        <w:t>SLMS-SECRET-KEY1</w:t>
+        <w:t>），列表页面仅展示脱敏后的前</w:t>
       </w:r>
       <w:r>
         <w:rPr>
           <w:rFonts w:hint="eastAsia"/>
         </w:rPr>
-        <w:t>），列表页面仅展示脱敏后的前</w:t>
+        <w:t>3</w:t>
       </w:r>
       <w:r>
         <w:rPr>
           <w:rFonts w:hint="eastAsia"/>
         </w:rPr>
-        <w:t>3</w:t>
+        <w:t>位</w:t>
       </w:r>
       <w:r>
         <w:rPr>
           <w:rFonts w:hint="eastAsia"/>
         </w:rPr>
-        <w:t>位</w:t>
+        <w:t>+***********+</w:t>
       </w:r>
       <w:r>
         <w:rPr>
           <w:rFonts w:hint="eastAsia"/>
         </w:rPr>
-        <w:t>+***********+</w:t>
+        <w:t>后</w:t>
       </w:r>
       <w:r>
         <w:rPr>
           <w:rFonts w:hint="eastAsia"/>
         </w:rPr>
-        <w:t>后</w:t>
+        <w:t>4</w:t>
       </w:r>
       <w:r>
         <w:rPr>
           <w:rFonts w:hint="eastAsia"/>
         </w:rPr>
-        <w:t>4</w:t>
+        <w:t>位。用户密码采用</w:t>
       </w:r>
       <w:r>
         <w:rPr>
           <w:rFonts w:hint="eastAsia"/>
         </w:rPr>
-        <w:t>位。用户密码采用</w:t>
-      </w:r>
-      <w:proofErr w:type="spellStart"/>
-      <w:r>
-        <w:rPr>
-          <w:rFonts w:hint="eastAsia"/>
-        </w:rPr>
         <w:t>BCrypt</w:t>
       </w:r>
-      <w:proofErr w:type="spellEnd"/>
       <w:r>
         <w:rPr>
           <w:rFonts w:hint="eastAsia"/>
@@ -4478,14 +4345,12 @@
         <w:lastRenderedPageBreak/>
         <w:t>系统通过</w:t>
       </w:r>
-      <w:proofErr w:type="spellStart"/>
       <w:r>
         <w:rPr>
           <w:rFonts w:hint="eastAsia"/>
         </w:rPr>
         <w:t>AuthInterceptor</w:t>
       </w:r>
-      <w:proofErr w:type="spellEnd"/>
       <w:r>
         <w:rPr>
           <w:rFonts w:hint="eastAsia"/>
@@ -4714,6 +4579,69 @@
       <w:pPr>
         <w:spacing w:line="360" w:lineRule="auto"/>
         <w:ind w:firstLine="480"/>
+        <w:jc w:val="left"/>
+        <w:rPr>
+          <w:rFonts w:hint="eastAsia"/>
+        </w:rPr>
+      </w:pPr>
+      <w:r>
+        <w:rPr>
+          <w:noProof/>
+        </w:rPr>
+        <w:drawing>
+          <wp:inline distT="0" distB="0" distL="0" distR="0" wp14:anchorId="4866AD4E" wp14:editId="26358732">
+            <wp:extent cx="5151327" cy="3510915"/>
+            <wp:effectExtent l="0" t="0" r="0" b="0"/>
+            <wp:docPr id="616721443" name="图片 1"/>
+            <wp:cNvGraphicFramePr>
+              <a:graphicFrameLocks xmlns:a="http://schemas.openxmlformats.org/drawingml/2006/main" noChangeAspect="1"/>
+            </wp:cNvGraphicFramePr>
+            <a:graphic xmlns:a="http://schemas.openxmlformats.org/drawingml/2006/main">
+              <a:graphicData uri="http://schemas.openxmlformats.org/drawingml/2006/picture">
+                <pic:pic xmlns:pic="http://schemas.openxmlformats.org/drawingml/2006/picture">
+                  <pic:nvPicPr>
+                    <pic:cNvPr id="0" name="Picture 1"/>
+                    <pic:cNvPicPr>
+                      <a:picLocks noChangeAspect="1" noChangeArrowheads="1"/>
+                    </pic:cNvPicPr>
+                  </pic:nvPicPr>
+                  <pic:blipFill>
+                    <a:blip r:embed="rId8" cstate="print">
+                      <a:extLst>
+                        <a:ext uri="{28A0092B-C50C-407E-A947-70E740481C1C}">
+                          <a14:useLocalDpi xmlns:a14="http://schemas.microsoft.com/office/drawing/2010/main" val="0"/>
+                        </a:ext>
+                      </a:extLst>
+                    </a:blip>
+                    <a:srcRect/>
+                    <a:stretch>
+                      <a:fillRect/>
+                    </a:stretch>
+                  </pic:blipFill>
+                  <pic:spPr bwMode="auto">
+                    <a:xfrm>
+                      <a:off x="0" y="0"/>
+                      <a:ext cx="5153606" cy="3512468"/>
+                    </a:xfrm>
+                    <a:prstGeom prst="rect">
+                      <a:avLst/>
+                    </a:prstGeom>
+                    <a:noFill/>
+                    <a:ln>
+                      <a:noFill/>
+                    </a:ln>
+                  </pic:spPr>
+                </pic:pic>
+              </a:graphicData>
+            </a:graphic>
+          </wp:inline>
+        </w:drawing>
+      </w:r>
+    </w:p>
+    <w:p>
+      <w:pPr>
+        <w:spacing w:line="360" w:lineRule="auto"/>
+        <w:ind w:firstLine="480"/>
       </w:pPr>
       <w:r>
         <w:rPr>
@@ -4762,15 +4690,7 @@
         <w:t>、开课计划</w:t>
       </w:r>
       <w:r>
-        <w:t>(</w:t>
-      </w:r>
-      <w:proofErr w:type="spellStart"/>
-      <w:r>
-        <w:t>CourseOffering</w:t>
-      </w:r>
-      <w:proofErr w:type="spellEnd"/>
-      <w:r>
-        <w:t>)</w:t>
+        <w:t>(CourseOffering)</w:t>
       </w:r>
       <w:r>
         <w:t>、选课</w:t>
@@ -4788,57 +4708,25 @@
         <w:t>、奖惩记录</w:t>
       </w:r>
       <w:r>
-        <w:t>(</w:t>
-      </w:r>
-      <w:proofErr w:type="spellStart"/>
-      <w:r>
-        <w:t>RewardPunishment</w:t>
-      </w:r>
-      <w:proofErr w:type="spellEnd"/>
-      <w:r>
-        <w:t>)</w:t>
+        <w:t>(RewardPunishment)</w:t>
       </w:r>
       <w:r>
         <w:t>、字典类型</w:t>
       </w:r>
       <w:r>
-        <w:t>(</w:t>
-      </w:r>
-      <w:proofErr w:type="spellStart"/>
-      <w:r>
-        <w:t>DictType</w:t>
-      </w:r>
-      <w:proofErr w:type="spellEnd"/>
-      <w:r>
-        <w:t>)</w:t>
+        <w:t>(DictType)</w:t>
       </w:r>
       <w:r>
         <w:t>、字典项</w:t>
       </w:r>
       <w:r>
-        <w:t>(</w:t>
-      </w:r>
-      <w:proofErr w:type="spellStart"/>
-      <w:r>
-        <w:t>DictItem</w:t>
-      </w:r>
-      <w:proofErr w:type="spellEnd"/>
-      <w:r>
-        <w:t>)</w:t>
+        <w:t>(DictItem)</w:t>
       </w:r>
       <w:r>
         <w:t>、用户</w:t>
       </w:r>
       <w:r>
-        <w:t>(</w:t>
-      </w:r>
-      <w:proofErr w:type="spellStart"/>
-      <w:r>
-        <w:t>SysUser</w:t>
-      </w:r>
-      <w:proofErr w:type="spellEnd"/>
-      <w:r>
-        <w:t>)</w:t>
+        <w:t>(SysUser)</w:t>
       </w:r>
       <w:r>
         <w:t>、角色</w:t>
@@ -4850,29 +4738,13 @@
         <w:t>、用户角色</w:t>
       </w:r>
       <w:r>
-        <w:t>(</w:t>
-      </w:r>
-      <w:proofErr w:type="spellStart"/>
-      <w:r>
-        <w:t>UserRole</w:t>
-      </w:r>
-      <w:proofErr w:type="spellEnd"/>
-      <w:r>
-        <w:t>)</w:t>
+        <w:t>(UserRole)</w:t>
       </w:r>
       <w:r>
         <w:t>、审计日志</w:t>
       </w:r>
       <w:r>
-        <w:t>(</w:t>
-      </w:r>
-      <w:proofErr w:type="spellStart"/>
-      <w:r>
-        <w:t>AuditLog</w:t>
-      </w:r>
-      <w:proofErr w:type="spellEnd"/>
-      <w:r>
-        <w:t>)</w:t>
+        <w:t>(AuditLog)</w:t>
       </w:r>
       <w:r>
         <w:t>。</w:t>
@@ -5010,6 +4882,7 @@
         <w:spacing w:line="360" w:lineRule="auto"/>
       </w:pPr>
       <w:r>
+        <w:lastRenderedPageBreak/>
         <w:t>成绩与选课为</w:t>
       </w:r>
       <w:r>
@@ -5054,11 +4927,9 @@
       <w:r>
         <w:t>联系（通过</w:t>
       </w:r>
-      <w:proofErr w:type="spellStart"/>
       <w:r>
         <w:t>user_role</w:t>
       </w:r>
-      <w:proofErr w:type="spellEnd"/>
       <w:r>
         <w:t>中间表）</w:t>
       </w:r>
@@ -5155,21 +5026,14 @@
       <w:r>
         <w:t xml:space="preserve"> (</w:t>
       </w:r>
-      <w:proofErr w:type="spellStart"/>
-      <w:r>
+      <w:r>
+        <w:rPr>
+          <w:u w:val="single"/>
+        </w:rPr>
         <w:t>college_code</w:t>
       </w:r>
-      <w:proofErr w:type="spellEnd"/>
-      <w:r>
-        <w:t xml:space="preserve">, </w:t>
-      </w:r>
-      <w:proofErr w:type="spellStart"/>
-      <w:r>
-        <w:t>college_name</w:t>
-      </w:r>
-      <w:proofErr w:type="spellEnd"/>
-      <w:r>
-        <w:t xml:space="preserve">, status) — </w:t>
+      <w:r>
+        <w:t xml:space="preserve">, college_name, status) — </w:t>
       </w:r>
       <w:r>
         <w:t>学院表</w:t>
@@ -5193,29 +5057,14 @@
       <w:r>
         <w:t xml:space="preserve"> (</w:t>
       </w:r>
-      <w:proofErr w:type="spellStart"/>
-      <w:r>
+      <w:r>
+        <w:rPr>
+          <w:u w:val="single"/>
+        </w:rPr>
         <w:t>major_code</w:t>
       </w:r>
-      <w:proofErr w:type="spellEnd"/>
-      <w:r>
-        <w:t xml:space="preserve">, </w:t>
-      </w:r>
-      <w:proofErr w:type="spellStart"/>
-      <w:r>
-        <w:t>major_name</w:t>
-      </w:r>
-      <w:proofErr w:type="spellEnd"/>
-      <w:r>
-        <w:t>, ~</w:t>
-      </w:r>
-      <w:proofErr w:type="spellStart"/>
-      <w:r>
-        <w:t>college_code</w:t>
-      </w:r>
-      <w:proofErr w:type="spellEnd"/>
-      <w:r>
-        <w:t xml:space="preserve">~, status) — </w:t>
+      <w:r>
+        <w:t xml:space="preserve">, major_name, ~college_code~, status) — </w:t>
       </w:r>
       <w:r>
         <w:t>专业表</w:t>
@@ -5239,53 +5088,14 @@
       <w:r>
         <w:t xml:space="preserve"> (</w:t>
       </w:r>
-      <w:proofErr w:type="spellStart"/>
-      <w:r>
+      <w:r>
+        <w:rPr>
+          <w:u w:val="single"/>
+        </w:rPr>
         <w:t>student_no</w:t>
       </w:r>
-      <w:proofErr w:type="spellEnd"/>
-      <w:r>
-        <w:t>, name, ~</w:t>
-      </w:r>
-      <w:proofErr w:type="spellStart"/>
-      <w:r>
-        <w:t>college_code</w:t>
-      </w:r>
-      <w:proofErr w:type="spellEnd"/>
-      <w:r>
-        <w:t>~, ~</w:t>
-      </w:r>
-      <w:proofErr w:type="spellStart"/>
-      <w:r>
-        <w:t>major_code</w:t>
-      </w:r>
-      <w:proofErr w:type="spellEnd"/>
-      <w:r>
-        <w:t xml:space="preserve">~, age, gender, </w:t>
-      </w:r>
-      <w:proofErr w:type="spellStart"/>
-      <w:r>
-        <w:t>id_card</w:t>
-      </w:r>
-      <w:proofErr w:type="spellEnd"/>
-      <w:r>
-        <w:t xml:space="preserve">, </w:t>
-      </w:r>
-      <w:proofErr w:type="spellStart"/>
-      <w:r>
-        <w:t>enroll_year</w:t>
-      </w:r>
-      <w:proofErr w:type="spellEnd"/>
-      <w:r>
-        <w:t xml:space="preserve">, </w:t>
-      </w:r>
-      <w:proofErr w:type="spellStart"/>
-      <w:r>
-        <w:t>student_status</w:t>
-      </w:r>
-      <w:proofErr w:type="spellEnd"/>
-      <w:r>
-        <w:t xml:space="preserve">, deleted) — </w:t>
+      <w:r>
+        <w:t xml:space="preserve">, name, ~college_code~, ~major_code~, age, gender, id_card, enroll_year, student_status, deleted) — </w:t>
       </w:r>
       <w:r>
         <w:t>学生表</w:t>
@@ -5304,27 +5114,19 @@
           <w:b/>
           <w:bCs/>
         </w:rPr>
-        <w:lastRenderedPageBreak/>
         <w:t>teacher</w:t>
       </w:r>
       <w:r>
         <w:t xml:space="preserve"> (</w:t>
       </w:r>
-      <w:proofErr w:type="spellStart"/>
-      <w:r>
+      <w:r>
+        <w:rPr>
+          <w:u w:val="single"/>
+        </w:rPr>
         <w:t>teacher_no</w:t>
       </w:r>
-      <w:proofErr w:type="spellEnd"/>
-      <w:r>
-        <w:t>, name, ~</w:t>
-      </w:r>
-      <w:proofErr w:type="spellStart"/>
-      <w:r>
-        <w:t>college_code</w:t>
-      </w:r>
-      <w:proofErr w:type="spellEnd"/>
-      <w:r>
-        <w:t xml:space="preserve">~, status) — </w:t>
+      <w:r>
+        <w:t xml:space="preserve">, name, ~college_code~, status) — </w:t>
       </w:r>
       <w:r>
         <w:t>教师表</w:t>
@@ -5338,7 +5140,6 @@
         </w:numPr>
         <w:spacing w:line="360" w:lineRule="auto"/>
       </w:pPr>
-      <w:proofErr w:type="spellStart"/>
       <w:r>
         <w:rPr>
           <w:b/>
@@ -5346,17 +5147,17 @@
         </w:rPr>
         <w:t>sys_user</w:t>
       </w:r>
-      <w:proofErr w:type="spellEnd"/>
-      <w:r>
-        <w:t xml:space="preserve"> (username, password, </w:t>
-      </w:r>
-      <w:proofErr w:type="spellStart"/>
-      <w:r>
-        <w:t>real_name</w:t>
-      </w:r>
-      <w:proofErr w:type="spellEnd"/>
-      <w:r>
-        <w:t xml:space="preserve">, status) — </w:t>
+      <w:r>
+        <w:t xml:space="preserve"> (</w:t>
+      </w:r>
+      <w:r>
+        <w:rPr>
+          <w:u w:val="single"/>
+        </w:rPr>
+        <w:t>username</w:t>
+      </w:r>
+      <w:r>
+        <w:t xml:space="preserve">, password, real_name, status) — </w:t>
       </w:r>
       <w:r>
         <w:t>系统用户表</w:t>
@@ -5380,21 +5181,14 @@
       <w:r>
         <w:t xml:space="preserve"> (</w:t>
       </w:r>
-      <w:proofErr w:type="spellStart"/>
-      <w:r>
+      <w:r>
+        <w:rPr>
+          <w:u w:val="single"/>
+        </w:rPr>
         <w:t>role_code</w:t>
       </w:r>
-      <w:proofErr w:type="spellEnd"/>
-      <w:r>
-        <w:t xml:space="preserve">, </w:t>
-      </w:r>
-      <w:proofErr w:type="spellStart"/>
-      <w:r>
-        <w:t>role_name</w:t>
-      </w:r>
-      <w:proofErr w:type="spellEnd"/>
-      <w:r>
-        <w:t xml:space="preserve">) — </w:t>
+      <w:r>
+        <w:t xml:space="preserve">, role_name) — </w:t>
       </w:r>
       <w:r>
         <w:t>角色表</w:t>
@@ -5408,7 +5202,6 @@
         </w:numPr>
         <w:spacing w:line="360" w:lineRule="auto"/>
       </w:pPr>
-      <w:proofErr w:type="spellStart"/>
       <w:r>
         <w:rPr>
           <w:b/>
@@ -5416,17 +5209,8 @@
         </w:rPr>
         <w:t>user_role</w:t>
       </w:r>
-      <w:proofErr w:type="spellEnd"/>
-      <w:r>
-        <w:t xml:space="preserve"> (username, ~</w:t>
-      </w:r>
-      <w:proofErr w:type="spellStart"/>
-      <w:r>
-        <w:t>role_code</w:t>
-      </w:r>
-      <w:proofErr w:type="spellEnd"/>
-      <w:r>
-        <w:t xml:space="preserve">~) — </w:t>
+      <w:r>
+        <w:t xml:space="preserve"> (username, ~role_code~) — </w:t>
       </w:r>
       <w:r>
         <w:t>用户角色关联表</w:t>
@@ -5450,29 +5234,14 @@
       <w:r>
         <w:t xml:space="preserve"> (</w:t>
       </w:r>
-      <w:proofErr w:type="spellStart"/>
-      <w:r>
+      <w:r>
+        <w:rPr>
+          <w:u w:val="single"/>
+        </w:rPr>
         <w:t>course_code</w:t>
       </w:r>
-      <w:proofErr w:type="spellEnd"/>
-      <w:r>
-        <w:t xml:space="preserve">, </w:t>
-      </w:r>
-      <w:proofErr w:type="spellStart"/>
-      <w:r>
-        <w:t>course_name</w:t>
-      </w:r>
-      <w:proofErr w:type="spellEnd"/>
-      <w:r>
-        <w:t>, credit, hours, ~</w:t>
-      </w:r>
-      <w:proofErr w:type="spellStart"/>
-      <w:r>
-        <w:t>college_code</w:t>
-      </w:r>
-      <w:proofErr w:type="spellEnd"/>
-      <w:r>
-        <w:t xml:space="preserve">~, nature, status) — </w:t>
+      <w:r>
+        <w:t xml:space="preserve">, course_name, credit, hours, ~college_code~, nature, status) — </w:t>
       </w:r>
       <w:r>
         <w:t>课程表</w:t>
@@ -5496,37 +5265,14 @@
       <w:r>
         <w:t xml:space="preserve"> (</w:t>
       </w:r>
-      <w:proofErr w:type="spellStart"/>
-      <w:r>
+      <w:r>
+        <w:rPr>
+          <w:u w:val="single"/>
+        </w:rPr>
         <w:t>semester_code</w:t>
       </w:r>
-      <w:proofErr w:type="spellEnd"/>
-      <w:r>
-        <w:t xml:space="preserve">, </w:t>
-      </w:r>
-      <w:proofErr w:type="spellStart"/>
-      <w:r>
-        <w:t>semester_name</w:t>
-      </w:r>
-      <w:proofErr w:type="spellEnd"/>
-      <w:r>
-        <w:t xml:space="preserve">, </w:t>
-      </w:r>
-      <w:proofErr w:type="spellStart"/>
-      <w:r>
-        <w:t>start_date</w:t>
-      </w:r>
-      <w:proofErr w:type="spellEnd"/>
-      <w:r>
-        <w:t xml:space="preserve">, </w:t>
-      </w:r>
-      <w:proofErr w:type="spellStart"/>
-      <w:r>
-        <w:t>end_date</w:t>
-      </w:r>
-      <w:proofErr w:type="spellEnd"/>
-      <w:r>
-        <w:t xml:space="preserve">) — </w:t>
+      <w:r>
+        <w:t xml:space="preserve">, semester_name, start_date, end_date) — </w:t>
       </w:r>
       <w:r>
         <w:t>学期表</w:t>
@@ -5540,7 +5286,6 @@
         </w:numPr>
         <w:spacing w:line="360" w:lineRule="auto"/>
       </w:pPr>
-      <w:proofErr w:type="spellStart"/>
       <w:r>
         <w:rPr>
           <w:b/>
@@ -5548,49 +5293,17 @@
         </w:rPr>
         <w:t>course_offering</w:t>
       </w:r>
-      <w:proofErr w:type="spellEnd"/>
       <w:r>
         <w:t xml:space="preserve"> (</w:t>
       </w:r>
-      <w:proofErr w:type="spellStart"/>
-      <w:r>
+      <w:r>
+        <w:rPr>
+          <w:u w:val="single"/>
+        </w:rPr>
         <w:t>offering_no</w:t>
       </w:r>
-      <w:proofErr w:type="spellEnd"/>
-      <w:r>
-        <w:t>, ~</w:t>
-      </w:r>
-      <w:proofErr w:type="spellStart"/>
-      <w:r>
-        <w:t>course_code</w:t>
-      </w:r>
-      <w:proofErr w:type="spellEnd"/>
-      <w:r>
-        <w:t>~, ~</w:t>
-      </w:r>
-      <w:proofErr w:type="spellStart"/>
-      <w:r>
-        <w:t>semester_code</w:t>
-      </w:r>
-      <w:proofErr w:type="spellEnd"/>
-      <w:r>
-        <w:t>~, ~</w:t>
-      </w:r>
-      <w:proofErr w:type="spellStart"/>
-      <w:r>
-        <w:t>teacher_no</w:t>
-      </w:r>
-      <w:proofErr w:type="spellEnd"/>
-      <w:r>
-        <w:t xml:space="preserve">~, capacity, </w:t>
-      </w:r>
-      <w:proofErr w:type="spellStart"/>
-      <w:r>
-        <w:t>enrolled_count</w:t>
-      </w:r>
-      <w:proofErr w:type="spellEnd"/>
-      <w:r>
-        <w:t xml:space="preserve">, schedule, status) — </w:t>
+      <w:r>
+        <w:t xml:space="preserve">, ~course_code~, ~semester_code~, ~teacher_no~, capacity, enrolled_count, schedule, status) — </w:t>
       </w:r>
       <w:r>
         <w:t>开课计划表</w:t>
@@ -5612,39 +5325,16 @@
         <w:t>enrollment</w:t>
       </w:r>
       <w:r>
-        <w:t xml:space="preserve"> (~</w:t>
-      </w:r>
-      <w:proofErr w:type="spellStart"/>
-      <w:r>
-        <w:t>student_no</w:t>
-      </w:r>
-      <w:proofErr w:type="spellEnd"/>
-      <w:r>
-        <w:t>~, ~</w:t>
-      </w:r>
-      <w:proofErr w:type="spellStart"/>
-      <w:r>
-        <w:t>offering_no</w:t>
-      </w:r>
-      <w:proofErr w:type="spellEnd"/>
-      <w:r>
-        <w:t xml:space="preserve">~, </w:t>
-      </w:r>
-      <w:proofErr w:type="spellStart"/>
-      <w:r>
-        <w:t>enroll_time</w:t>
-      </w:r>
-      <w:proofErr w:type="spellEnd"/>
-      <w:r>
-        <w:t xml:space="preserve">, </w:t>
-      </w:r>
-      <w:proofErr w:type="spellStart"/>
-      <w:r>
-        <w:t>is_retake</w:t>
-      </w:r>
-      <w:proofErr w:type="spellEnd"/>
-      <w:r>
-        <w:t xml:space="preserve">) — </w:t>
+        <w:t xml:space="preserve"> (</w:t>
+      </w:r>
+      <w:r>
+        <w:rPr>
+          <w:u w:val="single"/>
+        </w:rPr>
+        <w:t>~student_no~, ~offering_no~</w:t>
+      </w:r>
+      <w:r>
+        <w:t xml:space="preserve">, enroll_time, is_retake) — </w:t>
       </w:r>
       <w:r>
         <w:t>选课表</w:t>
@@ -5666,47 +5356,16 @@
         <w:t>grade</w:t>
       </w:r>
       <w:r>
-        <w:t xml:space="preserve"> (~</w:t>
-      </w:r>
-      <w:proofErr w:type="spellStart"/>
-      <w:r>
-        <w:t>student_no</w:t>
-      </w:r>
-      <w:proofErr w:type="spellEnd"/>
-      <w:r>
-        <w:t>~, ~</w:t>
-      </w:r>
-      <w:proofErr w:type="spellStart"/>
-      <w:r>
-        <w:t>offering_no</w:t>
-      </w:r>
-      <w:proofErr w:type="spellEnd"/>
-      <w:r>
-        <w:t xml:space="preserve">~, </w:t>
-      </w:r>
-      <w:proofErr w:type="spellStart"/>
-      <w:r>
-        <w:t>total_score</w:t>
-      </w:r>
-      <w:proofErr w:type="spellEnd"/>
-      <w:r>
-        <w:t xml:space="preserve">, </w:t>
-      </w:r>
-      <w:proofErr w:type="spellStart"/>
-      <w:r>
-        <w:t>exam_type</w:t>
-      </w:r>
-      <w:proofErr w:type="spellEnd"/>
-      <w:r>
-        <w:t xml:space="preserve">, locked, </w:t>
-      </w:r>
-      <w:proofErr w:type="spellStart"/>
-      <w:r>
-        <w:t>academic_year</w:t>
-      </w:r>
-      <w:proofErr w:type="spellEnd"/>
-      <w:r>
-        <w:t xml:space="preserve">) — </w:t>
+        <w:t xml:space="preserve"> (</w:t>
+      </w:r>
+      <w:r>
+        <w:rPr>
+          <w:u w:val="single"/>
+        </w:rPr>
+        <w:t>~student_no~, ~offering_no~</w:t>
+      </w:r>
+      <w:r>
+        <w:t xml:space="preserve">, total_score, exam_type, locked, academic_year) — </w:t>
       </w:r>
       <w:r>
         <w:t>成绩表</w:t>
@@ -5720,7 +5379,6 @@
         </w:numPr>
         <w:spacing w:line="360" w:lineRule="auto"/>
       </w:pPr>
-      <w:proofErr w:type="spellStart"/>
       <w:r>
         <w:rPr>
           <w:b/>
@@ -5728,41 +5386,17 @@
         </w:rPr>
         <w:t>reward_punishment</w:t>
       </w:r>
-      <w:proofErr w:type="spellEnd"/>
       <w:r>
         <w:t xml:space="preserve"> (</w:t>
       </w:r>
-      <w:proofErr w:type="spellStart"/>
-      <w:r>
+      <w:r>
+        <w:rPr>
+          <w:u w:val="single"/>
+        </w:rPr>
         <w:t>record_no</w:t>
       </w:r>
-      <w:proofErr w:type="spellEnd"/>
-      <w:r>
-        <w:t>, ~</w:t>
-      </w:r>
-      <w:proofErr w:type="spellStart"/>
-      <w:r>
-        <w:t>student_no</w:t>
-      </w:r>
-      <w:proofErr w:type="spellEnd"/>
-      <w:r>
-        <w:t xml:space="preserve">~, type, level, reason, </w:t>
-      </w:r>
-      <w:proofErr w:type="spellStart"/>
-      <w:r>
-        <w:t>occur_date</w:t>
-      </w:r>
-      <w:proofErr w:type="spellEnd"/>
-      <w:r>
-        <w:t>, ~</w:t>
-      </w:r>
-      <w:proofErr w:type="spellStart"/>
-      <w:r>
-        <w:t>recorder_username</w:t>
-      </w:r>
-      <w:proofErr w:type="spellEnd"/>
-      <w:r>
-        <w:t xml:space="preserve">~, archived) — </w:t>
+      <w:r>
+        <w:t xml:space="preserve">, ~student_no~, type, level, reason, occur_date, ~recorder_username~, archived) — </w:t>
       </w:r>
       <w:r>
         <w:t>奖惩记录表</w:t>
@@ -5776,7 +5410,6 @@
         </w:numPr>
         <w:spacing w:line="360" w:lineRule="auto"/>
       </w:pPr>
-      <w:proofErr w:type="spellStart"/>
       <w:r>
         <w:rPr>
           <w:b/>
@@ -5784,25 +5417,17 @@
         </w:rPr>
         <w:t>dict_type</w:t>
       </w:r>
-      <w:proofErr w:type="spellEnd"/>
       <w:r>
         <w:t xml:space="preserve"> (</w:t>
       </w:r>
-      <w:proofErr w:type="spellStart"/>
-      <w:r>
+      <w:r>
+        <w:rPr>
+          <w:u w:val="single"/>
+        </w:rPr>
         <w:t>type_code</w:t>
       </w:r>
-      <w:proofErr w:type="spellEnd"/>
-      <w:r>
-        <w:t xml:space="preserve">, </w:t>
-      </w:r>
-      <w:proofErr w:type="spellStart"/>
-      <w:r>
-        <w:t>type_name</w:t>
-      </w:r>
-      <w:proofErr w:type="spellEnd"/>
-      <w:r>
-        <w:t xml:space="preserve">) — </w:t>
+      <w:r>
+        <w:t xml:space="preserve">, type_name) — </w:t>
       </w:r>
       <w:r>
         <w:t>字典类型表</w:t>
@@ -5816,7 +5441,6 @@
         </w:numPr>
         <w:spacing w:line="360" w:lineRule="auto"/>
       </w:pPr>
-      <w:proofErr w:type="spellStart"/>
       <w:r>
         <w:rPr>
           <w:b/>
@@ -5824,23 +5448,15 @@
         </w:rPr>
         <w:t>dict_item</w:t>
       </w:r>
-      <w:proofErr w:type="spellEnd"/>
-      <w:r>
-        <w:t xml:space="preserve"> (~</w:t>
-      </w:r>
-      <w:proofErr w:type="spellStart"/>
-      <w:r>
-        <w:t>type_code</w:t>
-      </w:r>
-      <w:proofErr w:type="spellEnd"/>
-      <w:r>
-        <w:t xml:space="preserve">~, </w:t>
-      </w:r>
-      <w:proofErr w:type="spellStart"/>
-      <w:r>
-        <w:t>item_code</w:t>
-      </w:r>
-      <w:proofErr w:type="spellEnd"/>
+      <w:r>
+        <w:t xml:space="preserve"> (</w:t>
+      </w:r>
+      <w:r>
+        <w:rPr>
+          <w:u w:val="single"/>
+        </w:rPr>
+        <w:t>~type_code~, item_code</w:t>
+      </w:r>
       <w:r>
         <w:t xml:space="preserve">, label, status) — </w:t>
       </w:r>
@@ -5856,7 +5472,6 @@
         </w:numPr>
         <w:spacing w:line="360" w:lineRule="auto"/>
       </w:pPr>
-      <w:proofErr w:type="spellStart"/>
       <w:r>
         <w:rPr>
           <w:b/>
@@ -5864,65 +5479,17 @@
         </w:rPr>
         <w:t>audit_log</w:t>
       </w:r>
-      <w:proofErr w:type="spellEnd"/>
       <w:r>
         <w:t xml:space="preserve"> (</w:t>
       </w:r>
-      <w:proofErr w:type="spellStart"/>
-      <w:r>
+      <w:r>
+        <w:rPr>
+          <w:u w:val="single"/>
+        </w:rPr>
         <w:t>log_no</w:t>
       </w:r>
-      <w:proofErr w:type="spellEnd"/>
-      <w:r>
-        <w:t xml:space="preserve">, </w:t>
-      </w:r>
-      <w:proofErr w:type="spellStart"/>
-      <w:r>
-        <w:t>table_name</w:t>
-      </w:r>
-      <w:proofErr w:type="spellEnd"/>
-      <w:r>
-        <w:t xml:space="preserve">, operation, </w:t>
-      </w:r>
-      <w:proofErr w:type="spellStart"/>
-      <w:r>
-        <w:t>record_id</w:t>
-      </w:r>
-      <w:proofErr w:type="spellEnd"/>
-      <w:r>
-        <w:t xml:space="preserve">, </w:t>
-      </w:r>
-      <w:proofErr w:type="spellStart"/>
-      <w:r>
-        <w:t>old_value</w:t>
-      </w:r>
-      <w:proofErr w:type="spellEnd"/>
-      <w:r>
-        <w:t xml:space="preserve">, </w:t>
-      </w:r>
-      <w:proofErr w:type="spellStart"/>
-      <w:r>
-        <w:t>new_value</w:t>
-      </w:r>
-      <w:proofErr w:type="spellEnd"/>
-      <w:r>
-        <w:t xml:space="preserve">, operator, </w:t>
-      </w:r>
-      <w:proofErr w:type="spellStart"/>
-      <w:r>
-        <w:t>operate_time</w:t>
-      </w:r>
-      <w:proofErr w:type="spellEnd"/>
-      <w:r>
-        <w:t xml:space="preserve">, </w:t>
-      </w:r>
-      <w:proofErr w:type="spellStart"/>
-      <w:r>
-        <w:t>academic_year</w:t>
-      </w:r>
-      <w:proofErr w:type="spellEnd"/>
-      <w:r>
-        <w:t xml:space="preserve">) — </w:t>
+      <w:r>
+        <w:t xml:space="preserve">, table_name, operation, record_id, old_value, new_value, operator, operate_time, academic_year) — </w:t>
       </w:r>
       <w:r>
         <w:t>审计日志表</w:t>
@@ -6061,21 +5628,11 @@
       <w:r>
         <w:t>，存储引擎统一使用</w:t>
       </w:r>
-      <w:proofErr w:type="spellStart"/>
       <w:r>
         <w:t>InnoDB</w:t>
       </w:r>
-      <w:proofErr w:type="spellEnd"/>
-      <w:r>
-        <w:t>以支持事务</w:t>
-      </w:r>
-      <w:proofErr w:type="gramStart"/>
-      <w:r>
-        <w:t>和外键约束</w:t>
-      </w:r>
-      <w:proofErr w:type="gramEnd"/>
-      <w:r>
-        <w:t>，字符集采用</w:t>
+      <w:r>
+        <w:t>以支持事务和外键约束，字符集采用</w:t>
       </w:r>
       <w:r>
         <w:t>utf8mb4</w:t>
@@ -6143,22 +5700,13 @@
           <w:b/>
           <w:bCs/>
         </w:rPr>
-        <w:lastRenderedPageBreak/>
         <w:t>加密存储</w:t>
       </w:r>
       <w:r>
         <w:t>：学生身份证号</w:t>
       </w:r>
       <w:r>
-        <w:t>(</w:t>
-      </w:r>
-      <w:proofErr w:type="spellStart"/>
-      <w:r>
-        <w:t>id_card</w:t>
-      </w:r>
-      <w:proofErr w:type="spellEnd"/>
-      <w:r>
-        <w:t>)</w:t>
+        <w:t>(id_card)</w:t>
       </w:r>
       <w:r>
         <w:t>使用</w:t>
@@ -6201,24 +5749,14 @@
         <w:t>：审计日志表</w:t>
       </w:r>
       <w:r>
-        <w:t>(</w:t>
-      </w:r>
-      <w:proofErr w:type="spellStart"/>
-      <w:r>
-        <w:t>audit_log</w:t>
-      </w:r>
-      <w:proofErr w:type="spellEnd"/>
-      <w:r>
-        <w:t>)</w:t>
+        <w:t>(audit_log)</w:t>
       </w:r>
       <w:r>
         <w:t>按</w:t>
       </w:r>
-      <w:proofErr w:type="spellStart"/>
       <w:r>
         <w:t>academic_year</w:t>
       </w:r>
-      <w:proofErr w:type="spellEnd"/>
       <w:r>
         <w:t>字段进行</w:t>
       </w:r>
@@ -6389,6 +5927,73 @@
         </w:rPr>
         <w:t>【请在此处插入系统架构图】</w:t>
       </w:r>
+      <w:r>
+        <w:rPr>
+          <w:rFonts w:hint="eastAsia"/>
+          <w:highlight w:val="yellow"/>
+        </w:rPr>
+        <w:t>（暂时放着</w:t>
+      </w:r>
+      <w:r>
+        <w:rPr>
+          <w:rFonts w:hint="eastAsia"/>
+          <w:highlight w:val="yellow"/>
+        </w:rPr>
+        <w:t xml:space="preserve"> </w:t>
+      </w:r>
+      <w:r>
+        <w:rPr>
+          <w:rFonts w:hint="eastAsia"/>
+          <w:highlight w:val="yellow"/>
+        </w:rPr>
+        <w:t>有空手动画一个）</w:t>
+      </w:r>
+    </w:p>
+    <w:p>
+      <w:pPr>
+        <w:spacing w:line="360" w:lineRule="auto"/>
+        <w:ind w:firstLine="480"/>
+        <w:rPr>
+          <w:rFonts w:hint="eastAsia"/>
+        </w:rPr>
+      </w:pPr>
+      <w:r>
+        <w:drawing>
+          <wp:inline distT="0" distB="0" distL="0" distR="0" wp14:anchorId="629E55B7" wp14:editId="55DDF13B">
+            <wp:extent cx="5274310" cy="4145915"/>
+            <wp:effectExtent l="0" t="0" r="2540" b="6985"/>
+            <wp:docPr id="1225334911" name="图片 1"/>
+            <wp:cNvGraphicFramePr>
+              <a:graphicFrameLocks xmlns:a="http://schemas.openxmlformats.org/drawingml/2006/main" noChangeAspect="1"/>
+            </wp:cNvGraphicFramePr>
+            <a:graphic xmlns:a="http://schemas.openxmlformats.org/drawingml/2006/main">
+              <a:graphicData uri="http://schemas.openxmlformats.org/drawingml/2006/picture">
+                <pic:pic xmlns:pic="http://schemas.openxmlformats.org/drawingml/2006/picture">
+                  <pic:nvPicPr>
+                    <pic:cNvPr id="1225334911" name=""/>
+                    <pic:cNvPicPr/>
+                  </pic:nvPicPr>
+                  <pic:blipFill>
+                    <a:blip r:embed="rId9"/>
+                    <a:stretch>
+                      <a:fillRect/>
+                    </a:stretch>
+                  </pic:blipFill>
+                  <pic:spPr>
+                    <a:xfrm>
+                      <a:off x="0" y="0"/>
+                      <a:ext cx="5274310" cy="4145915"/>
+                    </a:xfrm>
+                    <a:prstGeom prst="rect">
+                      <a:avLst/>
+                    </a:prstGeom>
+                  </pic:spPr>
+                </pic:pic>
+              </a:graphicData>
+            </a:graphic>
+          </wp:inline>
+        </w:drawing>
+      </w:r>
     </w:p>
     <w:p>
       <w:pPr>
@@ -6442,15 +6047,7 @@
         <w:t>开发服务器代理转发至后端（开发环境代理</w:t>
       </w:r>
       <w:r>
-        <w:t xml:space="preserve"> /</w:t>
-      </w:r>
-      <w:proofErr w:type="spellStart"/>
-      <w:r>
-        <w:t>api</w:t>
-      </w:r>
-      <w:proofErr w:type="spellEnd"/>
-      <w:r>
-        <w:t xml:space="preserve"> → localhost:8080</w:t>
+        <w:t xml:space="preserve"> /api → localhost:8080</w:t>
       </w:r>
       <w:r>
         <w:t>）。</w:t>
@@ -6568,11 +6165,10 @@
       <w:r>
         <w:t>的认证机制：用户登录后，后端将用户信息存入</w:t>
       </w:r>
-      <w:proofErr w:type="spellStart"/>
-      <w:r>
+      <w:r>
+        <w:lastRenderedPageBreak/>
         <w:t>HttpSession</w:t>
       </w:r>
-      <w:proofErr w:type="spellEnd"/>
       <w:r>
         <w:t>，前端请求时自动携带</w:t>
       </w:r>
@@ -6588,11 +6184,9 @@
       <w:r>
         <w:t>，</w:t>
       </w:r>
-      <w:proofErr w:type="spellStart"/>
       <w:r>
         <w:t>AuthInterceptor</w:t>
       </w:r>
-      <w:proofErr w:type="spellEnd"/>
       <w:r>
         <w:t>拦截器从</w:t>
       </w:r>
@@ -6784,7 +6378,6 @@
           <w:p>
             <w:pPr>
               <w:spacing w:line="360" w:lineRule="auto"/>
-              <w:ind w:firstLine="480"/>
               <w:cnfStyle w:val="100000000000" w:firstRow="1" w:lastRow="0" w:firstColumn="0" w:lastColumn="0" w:oddVBand="0" w:evenVBand="0" w:oddHBand="0" w:evenHBand="0" w:firstRowFirstColumn="0" w:firstRowLastColumn="0" w:lastRowFirstColumn="0" w:lastRowLastColumn="0"/>
               <w:rPr>
                 <w:sz w:val="22"/>
@@ -6847,17 +6440,8 @@
                 <w:sz w:val="22"/>
                 <w:szCs w:val="22"/>
               </w:rPr>
-              <w:t>/</w:t>
-            </w:r>
-            <w:proofErr w:type="gramStart"/>
-            <w:r>
-              <w:rPr>
-                <w:sz w:val="22"/>
-                <w:szCs w:val="22"/>
-              </w:rPr>
-              <w:t>login</w:t>
-            </w:r>
-            <w:proofErr w:type="gramEnd"/>
+              <w:t>/login</w:t>
+            </w:r>
           </w:p>
         </w:tc>
         <w:tc>
@@ -6874,7 +6458,6 @@
                 <w:szCs w:val="22"/>
               </w:rPr>
             </w:pPr>
-            <w:proofErr w:type="spellStart"/>
             <w:r>
               <w:rPr>
                 <w:sz w:val="22"/>
@@ -6882,7 +6465,6 @@
               </w:rPr>
               <w:t>AuthController</w:t>
             </w:r>
-            <w:proofErr w:type="spellEnd"/>
           </w:p>
         </w:tc>
         <w:tc>
@@ -6925,17 +6507,8 @@
                 <w:sz w:val="22"/>
                 <w:szCs w:val="22"/>
               </w:rPr>
-              <w:t xml:space="preserve"> → </w:t>
-            </w:r>
-            <w:proofErr w:type="spellStart"/>
-            <w:r>
-              <w:rPr>
-                <w:sz w:val="22"/>
-                <w:szCs w:val="22"/>
-              </w:rPr>
-              <w:t>BCrypt</w:t>
-            </w:r>
-            <w:proofErr w:type="spellEnd"/>
+              <w:t xml:space="preserve"> → BCrypt</w:t>
+            </w:r>
             <w:r>
               <w:rPr>
                 <w:sz w:val="22"/>
@@ -7010,17 +6583,8 @@
                 <w:sz w:val="22"/>
                 <w:szCs w:val="22"/>
               </w:rPr>
-              <w:t>/</w:t>
-            </w:r>
-            <w:proofErr w:type="gramStart"/>
-            <w:r>
-              <w:rPr>
-                <w:sz w:val="22"/>
-                <w:szCs w:val="22"/>
-              </w:rPr>
-              <w:t>students</w:t>
-            </w:r>
-            <w:proofErr w:type="gramEnd"/>
+              <w:t>/students</w:t>
+            </w:r>
           </w:p>
         </w:tc>
         <w:tc>
@@ -7037,7 +6601,6 @@
                 <w:szCs w:val="22"/>
               </w:rPr>
             </w:pPr>
-            <w:proofErr w:type="spellStart"/>
             <w:r>
               <w:rPr>
                 <w:sz w:val="22"/>
@@ -7045,7 +6608,6 @@
               </w:rPr>
               <w:t>StudentController</w:t>
             </w:r>
-            <w:proofErr w:type="spellEnd"/>
           </w:p>
         </w:tc>
         <w:tc>
@@ -7132,17 +6694,8 @@
                 <w:sz w:val="22"/>
                 <w:szCs w:val="22"/>
               </w:rPr>
-              <w:t>/</w:t>
-            </w:r>
-            <w:proofErr w:type="gramStart"/>
-            <w:r>
-              <w:rPr>
-                <w:sz w:val="22"/>
-                <w:szCs w:val="22"/>
-              </w:rPr>
-              <w:t>org</w:t>
-            </w:r>
-            <w:proofErr w:type="gramEnd"/>
+              <w:t>/org</w:t>
+            </w:r>
           </w:p>
         </w:tc>
         <w:tc>
@@ -7159,7 +6712,6 @@
                 <w:szCs w:val="22"/>
               </w:rPr>
             </w:pPr>
-            <w:proofErr w:type="spellStart"/>
             <w:r>
               <w:rPr>
                 <w:sz w:val="22"/>
@@ -7167,7 +6719,6 @@
               </w:rPr>
               <w:t>OrgController</w:t>
             </w:r>
-            <w:proofErr w:type="spellEnd"/>
           </w:p>
         </w:tc>
         <w:tc>
@@ -7203,15 +6754,7 @@
                 <w:sz w:val="22"/>
                 <w:szCs w:val="22"/>
               </w:rPr>
-              <w:t>，树形结构</w:t>
-            </w:r>
-            <w:r>
-              <w:rPr>
-                <w:sz w:val="22"/>
-                <w:szCs w:val="22"/>
-              </w:rPr>
-              <w:lastRenderedPageBreak/>
-              <w:t>查询</w:t>
+              <w:t>，树形结构查询</w:t>
             </w:r>
           </w:p>
         </w:tc>
@@ -7259,19 +6802,8 @@
                 <w:sz w:val="22"/>
                 <w:szCs w:val="22"/>
               </w:rPr>
-              <w:t>/</w:t>
-            </w:r>
-            <w:proofErr w:type="spellStart"/>
-            <w:proofErr w:type="gramStart"/>
-            <w:r>
-              <w:rPr>
-                <w:sz w:val="22"/>
-                <w:szCs w:val="22"/>
-              </w:rPr>
-              <w:t>dicts</w:t>
-            </w:r>
-            <w:proofErr w:type="spellEnd"/>
-            <w:proofErr w:type="gramEnd"/>
+              <w:t>/dicts</w:t>
+            </w:r>
           </w:p>
         </w:tc>
         <w:tc>
@@ -7288,7 +6820,6 @@
                 <w:szCs w:val="22"/>
               </w:rPr>
             </w:pPr>
-            <w:proofErr w:type="spellStart"/>
             <w:r>
               <w:rPr>
                 <w:sz w:val="22"/>
@@ -7296,7 +6827,6 @@
               </w:rPr>
               <w:t>DictController</w:t>
             </w:r>
-            <w:proofErr w:type="spellEnd"/>
           </w:p>
         </w:tc>
         <w:tc>
@@ -7376,17 +6906,8 @@
                 <w:sz w:val="22"/>
                 <w:szCs w:val="22"/>
               </w:rPr>
-              <w:t>/</w:t>
-            </w:r>
-            <w:proofErr w:type="gramStart"/>
-            <w:r>
-              <w:rPr>
-                <w:sz w:val="22"/>
-                <w:szCs w:val="22"/>
-              </w:rPr>
-              <w:t>teachers</w:t>
-            </w:r>
-            <w:proofErr w:type="gramEnd"/>
+              <w:t>/teachers</w:t>
+            </w:r>
           </w:p>
         </w:tc>
         <w:tc>
@@ -7403,7 +6924,6 @@
                 <w:szCs w:val="22"/>
               </w:rPr>
             </w:pPr>
-            <w:proofErr w:type="spellStart"/>
             <w:r>
               <w:rPr>
                 <w:sz w:val="22"/>
@@ -7411,7 +6931,6 @@
               </w:rPr>
               <w:t>TeacherController</w:t>
             </w:r>
-            <w:proofErr w:type="spellEnd"/>
           </w:p>
         </w:tc>
         <w:tc>
@@ -7488,17 +7007,8 @@
                 <w:sz w:val="22"/>
                 <w:szCs w:val="22"/>
               </w:rPr>
-              <w:t>/</w:t>
-            </w:r>
-            <w:proofErr w:type="gramStart"/>
-            <w:r>
-              <w:rPr>
-                <w:sz w:val="22"/>
-                <w:szCs w:val="22"/>
-              </w:rPr>
-              <w:t>courses</w:t>
-            </w:r>
-            <w:proofErr w:type="gramEnd"/>
+              <w:t>/courses</w:t>
+            </w:r>
           </w:p>
         </w:tc>
         <w:tc>
@@ -7515,7 +7025,6 @@
                 <w:szCs w:val="22"/>
               </w:rPr>
             </w:pPr>
-            <w:proofErr w:type="spellStart"/>
             <w:r>
               <w:rPr>
                 <w:sz w:val="22"/>
@@ -7523,7 +7032,6 @@
               </w:rPr>
               <w:t>CourseController</w:t>
             </w:r>
-            <w:proofErr w:type="spellEnd"/>
           </w:p>
         </w:tc>
         <w:tc>
@@ -7596,17 +7104,8 @@
                 <w:sz w:val="22"/>
                 <w:szCs w:val="22"/>
               </w:rPr>
-              <w:t>/</w:t>
-            </w:r>
-            <w:proofErr w:type="gramStart"/>
-            <w:r>
-              <w:rPr>
-                <w:sz w:val="22"/>
-                <w:szCs w:val="22"/>
-              </w:rPr>
-              <w:t>rewards</w:t>
-            </w:r>
-            <w:proofErr w:type="gramEnd"/>
+              <w:t>/rewards</w:t>
+            </w:r>
           </w:p>
         </w:tc>
         <w:tc>
@@ -7623,7 +7122,6 @@
                 <w:szCs w:val="22"/>
               </w:rPr>
             </w:pPr>
-            <w:proofErr w:type="spellStart"/>
             <w:r>
               <w:rPr>
                 <w:sz w:val="22"/>
@@ -7631,7 +7129,6 @@
               </w:rPr>
               <w:t>RewardController</w:t>
             </w:r>
-            <w:proofErr w:type="spellEnd"/>
           </w:p>
         </w:tc>
         <w:tc>
@@ -7715,17 +7212,8 @@
                 <w:sz w:val="22"/>
                 <w:szCs w:val="22"/>
               </w:rPr>
-              <w:t>/</w:t>
-            </w:r>
-            <w:proofErr w:type="gramStart"/>
-            <w:r>
-              <w:rPr>
-                <w:sz w:val="22"/>
-                <w:szCs w:val="22"/>
-              </w:rPr>
-              <w:t>enrollments</w:t>
-            </w:r>
-            <w:proofErr w:type="gramEnd"/>
+              <w:t>/enrollments</w:t>
+            </w:r>
           </w:p>
         </w:tc>
         <w:tc>
@@ -7742,7 +7230,6 @@
                 <w:szCs w:val="22"/>
               </w:rPr>
             </w:pPr>
-            <w:proofErr w:type="spellStart"/>
             <w:r>
               <w:rPr>
                 <w:sz w:val="22"/>
@@ -7750,7 +7237,6 @@
               </w:rPr>
               <w:t>EnrollmentController</w:t>
             </w:r>
-            <w:proofErr w:type="spellEnd"/>
           </w:p>
         </w:tc>
         <w:tc>
@@ -7823,17 +7309,8 @@
                 <w:sz w:val="22"/>
                 <w:szCs w:val="22"/>
               </w:rPr>
-              <w:t>/</w:t>
-            </w:r>
-            <w:proofErr w:type="gramStart"/>
-            <w:r>
-              <w:rPr>
-                <w:sz w:val="22"/>
-                <w:szCs w:val="22"/>
-              </w:rPr>
-              <w:t>grades</w:t>
-            </w:r>
-            <w:proofErr w:type="gramEnd"/>
+              <w:t>/grades</w:t>
+            </w:r>
           </w:p>
         </w:tc>
         <w:tc>
@@ -7850,7 +7327,6 @@
                 <w:szCs w:val="22"/>
               </w:rPr>
             </w:pPr>
-            <w:proofErr w:type="spellStart"/>
             <w:r>
               <w:rPr>
                 <w:sz w:val="22"/>
@@ -7858,7 +7334,6 @@
               </w:rPr>
               <w:t>GradeController</w:t>
             </w:r>
-            <w:proofErr w:type="spellEnd"/>
           </w:p>
         </w:tc>
         <w:tc>
@@ -7942,17 +7417,8 @@
                 <w:sz w:val="22"/>
                 <w:szCs w:val="22"/>
               </w:rPr>
-              <w:t>/</w:t>
-            </w:r>
-            <w:proofErr w:type="gramStart"/>
-            <w:r>
-              <w:rPr>
-                <w:sz w:val="22"/>
-                <w:szCs w:val="22"/>
-              </w:rPr>
-              <w:t>reports</w:t>
-            </w:r>
-            <w:proofErr w:type="gramEnd"/>
+              <w:t>/reports</w:t>
+            </w:r>
           </w:p>
         </w:tc>
         <w:tc>
@@ -7969,7 +7435,6 @@
                 <w:szCs w:val="22"/>
               </w:rPr>
             </w:pPr>
-            <w:proofErr w:type="spellStart"/>
             <w:r>
               <w:rPr>
                 <w:sz w:val="22"/>
@@ -7977,7 +7442,6 @@
               </w:rPr>
               <w:t>ReportController</w:t>
             </w:r>
-            <w:proofErr w:type="spellEnd"/>
           </w:p>
         </w:tc>
         <w:tc>
@@ -8078,17 +7542,8 @@
                 <w:sz w:val="22"/>
                 <w:szCs w:val="22"/>
               </w:rPr>
-              <w:t>/</w:t>
-            </w:r>
-            <w:proofErr w:type="gramStart"/>
-            <w:r>
-              <w:rPr>
-                <w:sz w:val="22"/>
-                <w:szCs w:val="22"/>
-              </w:rPr>
-              <w:t>users</w:t>
-            </w:r>
-            <w:proofErr w:type="gramEnd"/>
+              <w:t>/users</w:t>
+            </w:r>
           </w:p>
         </w:tc>
         <w:tc>
@@ -8105,7 +7560,6 @@
                 <w:szCs w:val="22"/>
               </w:rPr>
             </w:pPr>
-            <w:proofErr w:type="spellStart"/>
             <w:r>
               <w:rPr>
                 <w:sz w:val="22"/>
@@ -8113,7 +7567,6 @@
               </w:rPr>
               <w:t>UserController</w:t>
             </w:r>
-            <w:proofErr w:type="spellEnd"/>
           </w:p>
         </w:tc>
         <w:tc>
@@ -8319,46 +7772,15 @@
       <w:r>
         <w:t>张表均定义了主键，确保每行数据的唯一性。多数表使用单一业务主键（如</w:t>
       </w:r>
-      <w:proofErr w:type="spellStart"/>
-      <w:r>
-        <w:t>college_code</w:t>
-      </w:r>
-      <w:proofErr w:type="spellEnd"/>
-      <w:r>
-        <w:t xml:space="preserve">, </w:t>
-      </w:r>
-      <w:proofErr w:type="spellStart"/>
-      <w:r>
-        <w:t>student_no</w:t>
-      </w:r>
-      <w:proofErr w:type="spellEnd"/>
-      <w:r>
-        <w:t xml:space="preserve">, </w:t>
-      </w:r>
-      <w:proofErr w:type="spellStart"/>
-      <w:r>
-        <w:t>course_code</w:t>
-      </w:r>
-      <w:proofErr w:type="spellEnd"/>
+      <w:r>
+        <w:t>college_code, student_no, course_code</w:t>
+      </w:r>
       <w:r>
         <w:t>），关联表（如</w:t>
       </w:r>
       <w:r>
-        <w:t xml:space="preserve">enrollment, grade, </w:t>
-      </w:r>
-      <w:proofErr w:type="spellStart"/>
-      <w:r>
-        <w:t>user_role</w:t>
-      </w:r>
-      <w:proofErr w:type="spellEnd"/>
-      <w:r>
-        <w:t xml:space="preserve">, </w:t>
-      </w:r>
-      <w:proofErr w:type="spellStart"/>
-      <w:r>
-        <w:t>dict_item</w:t>
-      </w:r>
-      <w:proofErr w:type="spellEnd"/>
+        <w:t>enrollment, grade, user_role, dict_item</w:t>
+      </w:r>
       <w:r>
         <w:t>）使用复合主键。</w:t>
       </w:r>
@@ -8368,7 +7790,6 @@
         <w:spacing w:line="360" w:lineRule="auto"/>
         <w:ind w:firstLine="480"/>
       </w:pPr>
-      <w:proofErr w:type="gramStart"/>
       <w:r>
         <w:rPr>
           <w:b/>
@@ -8376,7 +7797,6 @@
         </w:rPr>
         <w:t>外键约束</w:t>
       </w:r>
-      <w:proofErr w:type="gramEnd"/>
       <w:r>
         <w:t>：定义了</w:t>
       </w:r>
@@ -8407,7 +7827,6 @@
             <w:pPr>
               <w:spacing w:line="360" w:lineRule="auto"/>
               <w:rPr>
-                <w:rFonts w:hint="eastAsia"/>
                 <w:sz w:val="20"/>
                 <w:szCs w:val="21"/>
               </w:rPr>
@@ -8458,233 +7877,69 @@
                 <w:sz w:val="20"/>
                 <w:szCs w:val="21"/>
               </w:rPr>
-              <w:t xml:space="preserve">CONSTRAINT </w:t>
-            </w:r>
-            <w:proofErr w:type="spellStart"/>
-            <w:r>
+              <w:t>CONSTRAINT fk_student_college FOREIGN KEY (college_code) REFERENCES college (college_code)</w:t>
+            </w:r>
+          </w:p>
+          <w:p>
+            <w:pPr>
+              <w:spacing w:line="360" w:lineRule="auto"/>
               <w:rPr>
                 <w:sz w:val="20"/>
                 <w:szCs w:val="21"/>
               </w:rPr>
-              <w:t>fk_student_college</w:t>
-            </w:r>
-            <w:proofErr w:type="spellEnd"/>
-            <w:r>
+            </w:pPr>
+          </w:p>
+          <w:p>
+            <w:pPr>
+              <w:spacing w:line="360" w:lineRule="auto"/>
               <w:rPr>
                 <w:sz w:val="20"/>
                 <w:szCs w:val="21"/>
               </w:rPr>
-              <w:t xml:space="preserve"> FOREIGN KEY (</w:t>
-            </w:r>
-            <w:proofErr w:type="spellStart"/>
-            <w:r>
-              <w:rPr>
+            </w:pPr>
+            <w:r>
+              <w:rPr>
+                <w:rFonts w:hint="eastAsia"/>
                 <w:sz w:val="20"/>
                 <w:szCs w:val="21"/>
               </w:rPr>
-              <w:t>college_code</w:t>
-            </w:r>
-            <w:proofErr w:type="spellEnd"/>
-            <w:r>
-              <w:rPr>
+              <w:t xml:space="preserve">-- </w:t>
+            </w:r>
+            <w:r>
+              <w:rPr>
+                <w:rFonts w:hint="eastAsia"/>
                 <w:sz w:val="20"/>
                 <w:szCs w:val="21"/>
               </w:rPr>
-              <w:t>) REFERENCES college (</w:t>
-            </w:r>
-            <w:proofErr w:type="spellStart"/>
-            <w:r>
+              <w:t>选课表的外键，引用学生表和开课计划表（复合外键）</w:t>
+            </w:r>
+          </w:p>
+          <w:p>
+            <w:pPr>
+              <w:spacing w:line="360" w:lineRule="auto"/>
               <w:rPr>
                 <w:sz w:val="20"/>
                 <w:szCs w:val="21"/>
               </w:rPr>
-              <w:t>college_code</w:t>
-            </w:r>
-            <w:proofErr w:type="spellEnd"/>
+            </w:pPr>
             <w:r>
               <w:rPr>
                 <w:sz w:val="20"/>
                 <w:szCs w:val="21"/>
               </w:rPr>
-              <w:t>)</w:t>
-            </w:r>
-          </w:p>
-          <w:p>
-            <w:pPr>
-              <w:spacing w:line="360" w:lineRule="auto"/>
+              <w:t>CONSTRAINT fk_enrollment_student FOREIGN KEY (student_no) REFERENCES student (student_no)</w:t>
+            </w:r>
+          </w:p>
+          <w:p>
+            <w:pPr>
+              <w:spacing w:line="360" w:lineRule="auto"/>
+            </w:pPr>
+            <w:r>
               <w:rPr>
                 <w:sz w:val="20"/>
                 <w:szCs w:val="21"/>
               </w:rPr>
-            </w:pPr>
-          </w:p>
-          <w:p>
-            <w:pPr>
-              <w:spacing w:line="360" w:lineRule="auto"/>
-              <w:rPr>
-                <w:rFonts w:hint="eastAsia"/>
-                <w:sz w:val="20"/>
-                <w:szCs w:val="21"/>
-              </w:rPr>
-            </w:pPr>
-            <w:r>
-              <w:rPr>
-                <w:rFonts w:hint="eastAsia"/>
-                <w:sz w:val="20"/>
-                <w:szCs w:val="21"/>
-              </w:rPr>
-              <w:t xml:space="preserve">-- </w:t>
-            </w:r>
-            <w:r>
-              <w:rPr>
-                <w:rFonts w:hint="eastAsia"/>
-                <w:sz w:val="20"/>
-                <w:szCs w:val="21"/>
-              </w:rPr>
-              <w:t>选课表的外键，引用学生表和开课计划表（复合外键）</w:t>
-            </w:r>
-          </w:p>
-          <w:p>
-            <w:pPr>
-              <w:spacing w:line="360" w:lineRule="auto"/>
-              <w:rPr>
-                <w:sz w:val="20"/>
-                <w:szCs w:val="21"/>
-              </w:rPr>
-            </w:pPr>
-            <w:r>
-              <w:rPr>
-                <w:sz w:val="20"/>
-                <w:szCs w:val="21"/>
-              </w:rPr>
-              <w:t xml:space="preserve">CONSTRAINT </w:t>
-            </w:r>
-            <w:proofErr w:type="spellStart"/>
-            <w:r>
-              <w:rPr>
-                <w:sz w:val="20"/>
-                <w:szCs w:val="21"/>
-              </w:rPr>
-              <w:t>fk_enrollment_student</w:t>
-            </w:r>
-            <w:proofErr w:type="spellEnd"/>
-            <w:r>
-              <w:rPr>
-                <w:sz w:val="20"/>
-                <w:szCs w:val="21"/>
-              </w:rPr>
-              <w:t xml:space="preserve"> FOREIGN KEY (</w:t>
-            </w:r>
-            <w:proofErr w:type="spellStart"/>
-            <w:r>
-              <w:rPr>
-                <w:sz w:val="20"/>
-                <w:szCs w:val="21"/>
-              </w:rPr>
-              <w:t>student_no</w:t>
-            </w:r>
-            <w:proofErr w:type="spellEnd"/>
-            <w:r>
-              <w:rPr>
-                <w:sz w:val="20"/>
-                <w:szCs w:val="21"/>
-              </w:rPr>
-              <w:t>) REFERENCES student (</w:t>
-            </w:r>
-            <w:proofErr w:type="spellStart"/>
-            <w:r>
-              <w:rPr>
-                <w:sz w:val="20"/>
-                <w:szCs w:val="21"/>
-              </w:rPr>
-              <w:t>student_no</w:t>
-            </w:r>
-            <w:proofErr w:type="spellEnd"/>
-            <w:r>
-              <w:rPr>
-                <w:sz w:val="20"/>
-                <w:szCs w:val="21"/>
-              </w:rPr>
-              <w:t>)</w:t>
-            </w:r>
-          </w:p>
-          <w:p>
-            <w:pPr>
-              <w:spacing w:line="360" w:lineRule="auto"/>
-              <w:rPr>
-                <w:rFonts w:hint="eastAsia"/>
-              </w:rPr>
-            </w:pPr>
-            <w:r>
-              <w:rPr>
-                <w:sz w:val="20"/>
-                <w:szCs w:val="21"/>
-              </w:rPr>
-              <w:t xml:space="preserve">CONSTRAINT </w:t>
-            </w:r>
-            <w:proofErr w:type="spellStart"/>
-            <w:r>
-              <w:rPr>
-                <w:sz w:val="20"/>
-                <w:szCs w:val="21"/>
-              </w:rPr>
-              <w:t>fk_enrollment_offering</w:t>
-            </w:r>
-            <w:proofErr w:type="spellEnd"/>
-            <w:r>
-              <w:rPr>
-                <w:sz w:val="20"/>
-                <w:szCs w:val="21"/>
-              </w:rPr>
-              <w:t xml:space="preserve"> FOREIGN KEY (</w:t>
-            </w:r>
-            <w:proofErr w:type="spellStart"/>
-            <w:r>
-              <w:rPr>
-                <w:sz w:val="20"/>
-                <w:szCs w:val="21"/>
-              </w:rPr>
-              <w:t>offering_no</w:t>
-            </w:r>
-            <w:proofErr w:type="spellEnd"/>
-            <w:r>
-              <w:rPr>
-                <w:sz w:val="20"/>
-                <w:szCs w:val="21"/>
-              </w:rPr>
-              <w:t xml:space="preserve">) REFERENCES </w:t>
-            </w:r>
-            <w:proofErr w:type="spellStart"/>
-            <w:r>
-              <w:rPr>
-                <w:sz w:val="20"/>
-                <w:szCs w:val="21"/>
-              </w:rPr>
-              <w:t>course_offering</w:t>
-            </w:r>
-            <w:proofErr w:type="spellEnd"/>
-            <w:r>
-              <w:rPr>
-                <w:sz w:val="20"/>
-                <w:szCs w:val="21"/>
-              </w:rPr>
-              <w:t xml:space="preserve"> (</w:t>
-            </w:r>
-            <w:proofErr w:type="spellStart"/>
-            <w:r>
-              <w:rPr>
-                <w:sz w:val="20"/>
-                <w:szCs w:val="21"/>
-              </w:rPr>
-              <w:t>offering_no</w:t>
-            </w:r>
-            <w:proofErr w:type="spellEnd"/>
-            <w:r>
-              <w:rPr>
-                <w:sz w:val="20"/>
-                <w:szCs w:val="21"/>
-              </w:rPr>
-              <w:t>)</w:t>
+              <w:t>CONSTRAINT fk_enrollment_offering FOREIGN KEY (offering_no) REFERENCES course_offering (offering_no)</w:t>
             </w:r>
           </w:p>
         </w:tc>
@@ -8740,23 +7995,23 @@
                 <w:sz w:val="20"/>
                 <w:szCs w:val="21"/>
               </w:rPr>
-              <w:t xml:space="preserve">CONSTRAINT </w:t>
-            </w:r>
-            <w:proofErr w:type="spellStart"/>
-            <w:r>
+              <w:t>CONSTRAINT chk_student_age CHECK (age BETWEEN 15 AND 50)</w:t>
+            </w:r>
+          </w:p>
+          <w:p>
+            <w:pPr>
+              <w:spacing w:line="360" w:lineRule="auto"/>
               <w:rPr>
                 <w:sz w:val="20"/>
                 <w:szCs w:val="21"/>
               </w:rPr>
-              <w:t>chk_student_age</w:t>
-            </w:r>
-            <w:proofErr w:type="spellEnd"/>
+            </w:pPr>
             <w:r>
               <w:rPr>
                 <w:sz w:val="20"/>
                 <w:szCs w:val="21"/>
               </w:rPr>
-              <w:t xml:space="preserve"> CHECK (age BETWEEN 15 AND 50)</w:t>
+              <w:t>CONSTRAINT chk_course_credit CHECK (credit &gt; 0)</w:t>
             </w:r>
           </w:p>
           <w:p>
@@ -8772,166 +8027,19 @@
                 <w:sz w:val="20"/>
                 <w:szCs w:val="21"/>
               </w:rPr>
-              <w:t xml:space="preserve">CONSTRAINT </w:t>
-            </w:r>
-            <w:proofErr w:type="spellStart"/>
+              <w:t>CONSTRAINT chk_offering_enrolled CHECK (enrolled_count &gt;= 0 AND enrolled_count &lt;= capacity)</w:t>
+            </w:r>
+          </w:p>
+          <w:p>
+            <w:pPr>
+              <w:spacing w:line="360" w:lineRule="auto"/>
+            </w:pPr>
             <w:r>
               <w:rPr>
                 <w:sz w:val="20"/>
                 <w:szCs w:val="21"/>
               </w:rPr>
-              <w:t>chk_course_credit</w:t>
-            </w:r>
-            <w:proofErr w:type="spellEnd"/>
-            <w:r>
-              <w:rPr>
-                <w:sz w:val="20"/>
-                <w:szCs w:val="21"/>
-              </w:rPr>
-              <w:t xml:space="preserve"> CHECK (credit &gt; 0)</w:t>
-            </w:r>
-          </w:p>
-          <w:p>
-            <w:pPr>
-              <w:spacing w:line="360" w:lineRule="auto"/>
-              <w:rPr>
-                <w:sz w:val="20"/>
-                <w:szCs w:val="21"/>
-              </w:rPr>
-            </w:pPr>
-            <w:r>
-              <w:rPr>
-                <w:sz w:val="20"/>
-                <w:szCs w:val="21"/>
-              </w:rPr>
-              <w:t xml:space="preserve">CONSTRAINT </w:t>
-            </w:r>
-            <w:proofErr w:type="spellStart"/>
-            <w:r>
-              <w:rPr>
-                <w:sz w:val="20"/>
-                <w:szCs w:val="21"/>
-              </w:rPr>
-              <w:t>chk_offering_enrolled</w:t>
-            </w:r>
-            <w:proofErr w:type="spellEnd"/>
-            <w:r>
-              <w:rPr>
-                <w:sz w:val="20"/>
-                <w:szCs w:val="21"/>
-              </w:rPr>
-              <w:t xml:space="preserve"> CHECK (</w:t>
-            </w:r>
-            <w:proofErr w:type="spellStart"/>
-            <w:r>
-              <w:rPr>
-                <w:sz w:val="20"/>
-                <w:szCs w:val="21"/>
-              </w:rPr>
-              <w:t>enrolled_count</w:t>
-            </w:r>
-            <w:proofErr w:type="spellEnd"/>
-            <w:r>
-              <w:rPr>
-                <w:sz w:val="20"/>
-                <w:szCs w:val="21"/>
-              </w:rPr>
-              <w:t xml:space="preserve"> &gt;= 0 AND </w:t>
-            </w:r>
-            <w:proofErr w:type="spellStart"/>
-            <w:r>
-              <w:rPr>
-                <w:sz w:val="20"/>
-                <w:szCs w:val="21"/>
-              </w:rPr>
-              <w:t>enrolled_count</w:t>
-            </w:r>
-            <w:proofErr w:type="spellEnd"/>
-            <w:r>
-              <w:rPr>
-                <w:sz w:val="20"/>
-                <w:szCs w:val="21"/>
-              </w:rPr>
-              <w:t xml:space="preserve"> &lt;= capacity)</w:t>
-            </w:r>
-          </w:p>
-          <w:p>
-            <w:pPr>
-              <w:spacing w:line="360" w:lineRule="auto"/>
-              <w:rPr>
-                <w:rFonts w:hint="eastAsia"/>
-              </w:rPr>
-            </w:pPr>
-            <w:r>
-              <w:rPr>
-                <w:sz w:val="20"/>
-                <w:szCs w:val="21"/>
-              </w:rPr>
-              <w:t xml:space="preserve">CONSTRAINT </w:t>
-            </w:r>
-            <w:proofErr w:type="spellStart"/>
-            <w:r>
-              <w:rPr>
-                <w:sz w:val="20"/>
-                <w:szCs w:val="21"/>
-              </w:rPr>
-              <w:t>chk_grade_score</w:t>
-            </w:r>
-            <w:proofErr w:type="spellEnd"/>
-            <w:r>
-              <w:rPr>
-                <w:sz w:val="20"/>
-                <w:szCs w:val="21"/>
-              </w:rPr>
-              <w:t xml:space="preserve"> CHECK (</w:t>
-            </w:r>
-            <w:proofErr w:type="spellStart"/>
-            <w:r>
-              <w:rPr>
-                <w:sz w:val="20"/>
-                <w:szCs w:val="21"/>
-              </w:rPr>
-              <w:t>total_score</w:t>
-            </w:r>
-            <w:proofErr w:type="spellEnd"/>
-            <w:r>
-              <w:rPr>
-                <w:sz w:val="20"/>
-                <w:szCs w:val="21"/>
-              </w:rPr>
-              <w:t xml:space="preserve"> IS NULL OR (</w:t>
-            </w:r>
-            <w:proofErr w:type="spellStart"/>
-            <w:r>
-              <w:rPr>
-                <w:sz w:val="20"/>
-                <w:szCs w:val="21"/>
-              </w:rPr>
-              <w:t>total_score</w:t>
-            </w:r>
-            <w:proofErr w:type="spellEnd"/>
-            <w:r>
-              <w:rPr>
-                <w:sz w:val="20"/>
-                <w:szCs w:val="21"/>
-              </w:rPr>
-              <w:t xml:space="preserve"> &gt;= 0 AND </w:t>
-            </w:r>
-            <w:proofErr w:type="spellStart"/>
-            <w:r>
-              <w:rPr>
-                <w:sz w:val="20"/>
-                <w:szCs w:val="21"/>
-              </w:rPr>
-              <w:t>total_score</w:t>
-            </w:r>
-            <w:proofErr w:type="spellEnd"/>
-            <w:r>
-              <w:rPr>
-                <w:sz w:val="20"/>
-                <w:szCs w:val="21"/>
-              </w:rPr>
-              <w:t xml:space="preserve"> &lt;= 100))</w:t>
+              <w:t>CONSTRAINT chk_grade_score CHECK (total_score IS NULL OR (total_score &gt;= 0 AND total_score &lt;= 100))</w:t>
             </w:r>
           </w:p>
         </w:tc>
@@ -8964,11 +8072,9 @@
       <w:r>
         <w:t>值（如</w:t>
       </w:r>
-      <w:proofErr w:type="spellStart"/>
       <w:r>
         <w:t>student_status</w:t>
       </w:r>
-      <w:proofErr w:type="spellEnd"/>
       <w:r>
         <w:t>默认</w:t>
       </w:r>
@@ -8984,11 +8090,9 @@
       <w:r>
         <w:t>，</w:t>
       </w:r>
-      <w:proofErr w:type="spellStart"/>
       <w:r>
         <w:t>offering.status</w:t>
       </w:r>
-      <w:proofErr w:type="spellEnd"/>
       <w:r>
         <w:t>默认</w:t>
       </w:r>
@@ -9018,15 +8122,7 @@
         <w:t>级联约束与业务逻辑控制</w:t>
       </w:r>
       <w:r>
-        <w:t>：</w:t>
-      </w:r>
-      <w:proofErr w:type="gramStart"/>
-      <w:r>
-        <w:t>外键约束</w:t>
-      </w:r>
-      <w:proofErr w:type="gramEnd"/>
-      <w:r>
-        <w:t>采用默认的</w:t>
+        <w:t>：外键约束采用默认的</w:t>
       </w:r>
       <w:r>
         <w:t>RESTRICT</w:t>
@@ -9045,9 +8141,6 @@
       <w:pPr>
         <w:spacing w:line="360" w:lineRule="auto"/>
         <w:ind w:firstLine="480"/>
-        <w:rPr>
-          <w:rFonts w:hint="eastAsia"/>
-        </w:rPr>
       </w:pPr>
     </w:p>
     <w:p>
@@ -9163,22 +8256,13 @@
           <w:b/>
           <w:bCs/>
         </w:rPr>
-        <w:t xml:space="preserve"> + </w:t>
-      </w:r>
-      <w:proofErr w:type="spellStart"/>
+        <w:t xml:space="preserve"> + BCrypt</w:t>
+      </w:r>
       <w:r>
         <w:rPr>
           <w:b/>
           <w:bCs/>
         </w:rPr>
-        <w:t>BCrypt</w:t>
-      </w:r>
-      <w:proofErr w:type="spellEnd"/>
-      <w:r>
-        <w:rPr>
-          <w:b/>
-          <w:bCs/>
-        </w:rPr>
         <w:t>哈希</w:t>
       </w:r>
     </w:p>
@@ -9188,15 +8272,7 @@
         <w:ind w:leftChars="50" w:left="120" w:firstLineChars="200" w:firstLine="480"/>
       </w:pPr>
       <w:r>
-        <w:t>设计思路：学生身份证</w:t>
-      </w:r>
-      <w:proofErr w:type="gramStart"/>
-      <w:r>
-        <w:t>号属于</w:t>
-      </w:r>
-      <w:proofErr w:type="gramEnd"/>
-      <w:r>
-        <w:t>高度敏感的个人信息，需要加密存储以防止数据泄露。用户密码不能以明文形式存储，需要单向哈希处理。</w:t>
+        <w:t>设计思路：学生身份证号属于高度敏感的个人信息，需要加密存储以防止数据泄露。用户密码不能以明文形式存储，需要单向哈希处理。</w:t>
       </w:r>
     </w:p>
     <w:p>
@@ -9244,15 +8320,7 @@
         <w:t>16</w:t>
       </w:r>
       <w:r>
-        <w:t>字节）。前端列表</w:t>
-      </w:r>
-      <w:proofErr w:type="gramStart"/>
-      <w:r>
-        <w:t>页展示</w:t>
-      </w:r>
-      <w:proofErr w:type="gramEnd"/>
-      <w:r>
-        <w:t>时解密后脱敏显示（前</w:t>
+        <w:t>字节）。前端列表页展示时解密后脱敏显示（前</w:t>
       </w:r>
       <w:r>
         <w:t>3</w:t>
@@ -9293,7 +8361,6 @@
             <w:pPr>
               <w:spacing w:line="360" w:lineRule="auto"/>
               <w:rPr>
-                <w:rFonts w:hint="eastAsia"/>
                 <w:sz w:val="20"/>
                 <w:szCs w:val="21"/>
               </w:rPr>
@@ -9328,147 +8395,35 @@
                 <w:sz w:val="20"/>
                 <w:szCs w:val="21"/>
               </w:rPr>
-              <w:t xml:space="preserve">Cipher </w:t>
-            </w:r>
-            <w:proofErr w:type="spellStart"/>
-            <w:r>
+              <w:t>Cipher cipher = Cipher.getInstance("AES/ECB/PKCS5Padding");</w:t>
+            </w:r>
+          </w:p>
+          <w:p>
+            <w:pPr>
+              <w:spacing w:line="360" w:lineRule="auto"/>
               <w:rPr>
                 <w:sz w:val="20"/>
                 <w:szCs w:val="21"/>
               </w:rPr>
-              <w:t>cipher</w:t>
-            </w:r>
-            <w:proofErr w:type="spellEnd"/>
+            </w:pPr>
             <w:r>
               <w:rPr>
                 <w:sz w:val="20"/>
                 <w:szCs w:val="21"/>
               </w:rPr>
-              <w:t xml:space="preserve"> = </w:t>
-            </w:r>
-            <w:proofErr w:type="spellStart"/>
+              <w:t>cipher.init(Cipher.ENCRYPT_MODE, keySpec);</w:t>
+            </w:r>
+          </w:p>
+          <w:p>
+            <w:pPr>
+              <w:spacing w:line="360" w:lineRule="auto"/>
+            </w:pPr>
             <w:r>
               <w:rPr>
                 <w:sz w:val="20"/>
                 <w:szCs w:val="21"/>
               </w:rPr>
-              <w:t>Cipher.getInstance</w:t>
-            </w:r>
-            <w:proofErr w:type="spellEnd"/>
-            <w:r>
-              <w:rPr>
-                <w:sz w:val="20"/>
-                <w:szCs w:val="21"/>
-              </w:rPr>
-              <w:t>("AES/ECB/PKCS5Padding");</w:t>
-            </w:r>
-          </w:p>
-          <w:p>
-            <w:pPr>
-              <w:spacing w:line="360" w:lineRule="auto"/>
-              <w:rPr>
-                <w:sz w:val="20"/>
-                <w:szCs w:val="21"/>
-              </w:rPr>
-            </w:pPr>
-            <w:proofErr w:type="spellStart"/>
-            <w:proofErr w:type="gramStart"/>
-            <w:r>
-              <w:rPr>
-                <w:sz w:val="20"/>
-                <w:szCs w:val="21"/>
-              </w:rPr>
-              <w:t>cipher.init</w:t>
-            </w:r>
-            <w:proofErr w:type="spellEnd"/>
-            <w:proofErr w:type="gramEnd"/>
-            <w:r>
-              <w:rPr>
-                <w:sz w:val="20"/>
-                <w:szCs w:val="21"/>
-              </w:rPr>
-              <w:t>(</w:t>
-            </w:r>
-            <w:proofErr w:type="spellStart"/>
-            <w:r>
-              <w:rPr>
-                <w:sz w:val="20"/>
-                <w:szCs w:val="21"/>
-              </w:rPr>
-              <w:t>Cipher.ENCRYPT_MODE</w:t>
-            </w:r>
-            <w:proofErr w:type="spellEnd"/>
-            <w:r>
-              <w:rPr>
-                <w:sz w:val="20"/>
-                <w:szCs w:val="21"/>
-              </w:rPr>
-              <w:t xml:space="preserve">, </w:t>
-            </w:r>
-            <w:proofErr w:type="spellStart"/>
-            <w:r>
-              <w:rPr>
-                <w:sz w:val="20"/>
-                <w:szCs w:val="21"/>
-              </w:rPr>
-              <w:t>keySpec</w:t>
-            </w:r>
-            <w:proofErr w:type="spellEnd"/>
-            <w:r>
-              <w:rPr>
-                <w:sz w:val="20"/>
-                <w:szCs w:val="21"/>
-              </w:rPr>
-              <w:t>);</w:t>
-            </w:r>
-          </w:p>
-          <w:p>
-            <w:pPr>
-              <w:spacing w:line="360" w:lineRule="auto"/>
-              <w:rPr>
-                <w:rFonts w:hint="eastAsia"/>
-              </w:rPr>
-            </w:pPr>
-            <w:r>
-              <w:rPr>
-                <w:sz w:val="20"/>
-                <w:szCs w:val="21"/>
-              </w:rPr>
-              <w:t xml:space="preserve">return </w:t>
-            </w:r>
-            <w:proofErr w:type="spellStart"/>
-            <w:proofErr w:type="gramStart"/>
-            <w:r>
-              <w:rPr>
-                <w:sz w:val="20"/>
-                <w:szCs w:val="21"/>
-              </w:rPr>
-              <w:t>cipher.doFinal</w:t>
-            </w:r>
-            <w:proofErr w:type="spellEnd"/>
-            <w:proofErr w:type="gramEnd"/>
-            <w:r>
-              <w:rPr>
-                <w:sz w:val="20"/>
-                <w:szCs w:val="21"/>
-              </w:rPr>
-              <w:t>(</w:t>
-            </w:r>
-            <w:proofErr w:type="spellStart"/>
-            <w:r>
-              <w:rPr>
-                <w:sz w:val="20"/>
-                <w:szCs w:val="21"/>
-              </w:rPr>
-              <w:t>idCard.getBytes</w:t>
-            </w:r>
-            <w:proofErr w:type="spellEnd"/>
-            <w:r>
-              <w:rPr>
-                <w:sz w:val="20"/>
-                <w:szCs w:val="21"/>
-              </w:rPr>
-              <w:t>(StandardCharsets.UTF_8));</w:t>
+              <w:t>return cipher.doFinal(idCard.getBytes(StandardCharsets.UTF_8));</w:t>
             </w:r>
           </w:p>
         </w:tc>
@@ -9494,19 +8449,15 @@
       <w:r>
         <w:t>的</w:t>
       </w:r>
-      <w:proofErr w:type="spellStart"/>
       <w:r>
         <w:t>BCryptPasswordEncoder</w:t>
       </w:r>
-      <w:proofErr w:type="spellEnd"/>
       <w:r>
         <w:t>进行哈希。</w:t>
       </w:r>
-      <w:proofErr w:type="spellStart"/>
       <w:r>
         <w:t>BCrypt</w:t>
       </w:r>
-      <w:proofErr w:type="spellEnd"/>
       <w:r>
         <w:t>内置盐值（</w:t>
       </w:r>
@@ -9540,144 +8491,49 @@
                 <w:szCs w:val="21"/>
               </w:rPr>
             </w:pPr>
-            <w:proofErr w:type="spellStart"/>
             <w:r>
               <w:rPr>
                 <w:sz w:val="20"/>
                 <w:szCs w:val="21"/>
               </w:rPr>
-              <w:t>BCryptPasswordEncoder</w:t>
-            </w:r>
-            <w:proofErr w:type="spellEnd"/>
-            <w:r>
+              <w:t>BCryptPasswordEncoder passwordEncoder = new BCryptPasswordEncoder();</w:t>
+            </w:r>
+          </w:p>
+          <w:p>
+            <w:pPr>
+              <w:spacing w:line="360" w:lineRule="auto"/>
               <w:rPr>
                 <w:sz w:val="20"/>
                 <w:szCs w:val="21"/>
               </w:rPr>
-              <w:t xml:space="preserve"> </w:t>
-            </w:r>
-            <w:proofErr w:type="spellStart"/>
-            <w:r>
-              <w:rPr>
+            </w:pPr>
+            <w:r>
+              <w:rPr>
+                <w:rFonts w:hint="eastAsia"/>
                 <w:sz w:val="20"/>
                 <w:szCs w:val="21"/>
               </w:rPr>
-              <w:t>passwordEncoder</w:t>
-            </w:r>
-            <w:proofErr w:type="spellEnd"/>
-            <w:r>
-              <w:rPr>
+              <w:t xml:space="preserve">// </w:t>
+            </w:r>
+            <w:r>
+              <w:rPr>
+                <w:rFonts w:hint="eastAsia"/>
                 <w:sz w:val="20"/>
                 <w:szCs w:val="21"/>
               </w:rPr>
-              <w:t xml:space="preserve"> = new </w:t>
-            </w:r>
-            <w:proofErr w:type="spellStart"/>
-            <w:proofErr w:type="gramStart"/>
+              <w:t>验证时</w:t>
+            </w:r>
+          </w:p>
+          <w:p>
+            <w:pPr>
+              <w:spacing w:line="360" w:lineRule="auto"/>
+            </w:pPr>
             <w:r>
               <w:rPr>
                 <w:sz w:val="20"/>
                 <w:szCs w:val="21"/>
               </w:rPr>
-              <w:t>BCryptPasswordEncoder</w:t>
-            </w:r>
-            <w:proofErr w:type="spellEnd"/>
-            <w:r>
-              <w:rPr>
-                <w:sz w:val="20"/>
-                <w:szCs w:val="21"/>
-              </w:rPr>
-              <w:t>(</w:t>
-            </w:r>
-            <w:proofErr w:type="gramEnd"/>
-            <w:r>
-              <w:rPr>
-                <w:sz w:val="20"/>
-                <w:szCs w:val="21"/>
-              </w:rPr>
-              <w:t>);</w:t>
-            </w:r>
-          </w:p>
-          <w:p>
-            <w:pPr>
-              <w:spacing w:line="360" w:lineRule="auto"/>
-              <w:rPr>
-                <w:rFonts w:hint="eastAsia"/>
-                <w:sz w:val="20"/>
-                <w:szCs w:val="21"/>
-              </w:rPr>
-            </w:pPr>
-            <w:r>
-              <w:rPr>
-                <w:rFonts w:hint="eastAsia"/>
-                <w:sz w:val="20"/>
-                <w:szCs w:val="21"/>
-              </w:rPr>
-              <w:t xml:space="preserve">// </w:t>
-            </w:r>
-            <w:r>
-              <w:rPr>
-                <w:rFonts w:hint="eastAsia"/>
-                <w:sz w:val="20"/>
-                <w:szCs w:val="21"/>
-              </w:rPr>
-              <w:t>验证时</w:t>
-            </w:r>
-          </w:p>
-          <w:p>
-            <w:pPr>
-              <w:spacing w:line="360" w:lineRule="auto"/>
-              <w:rPr>
-                <w:rFonts w:hint="eastAsia"/>
-              </w:rPr>
-            </w:pPr>
-            <w:proofErr w:type="spellStart"/>
-            <w:r>
-              <w:rPr>
-                <w:sz w:val="20"/>
-                <w:szCs w:val="21"/>
-              </w:rPr>
-              <w:t>passwordEncoder.matches</w:t>
-            </w:r>
-            <w:proofErr w:type="spellEnd"/>
-            <w:r>
-              <w:rPr>
-                <w:sz w:val="20"/>
-                <w:szCs w:val="21"/>
-              </w:rPr>
-              <w:t>(</w:t>
-            </w:r>
-            <w:proofErr w:type="spellStart"/>
-            <w:r>
-              <w:rPr>
-                <w:sz w:val="20"/>
-                <w:szCs w:val="21"/>
-              </w:rPr>
-              <w:t>rawPassword</w:t>
-            </w:r>
-            <w:proofErr w:type="spellEnd"/>
-            <w:r>
-              <w:rPr>
-                <w:sz w:val="20"/>
-                <w:szCs w:val="21"/>
-              </w:rPr>
-              <w:t xml:space="preserve">, </w:t>
-            </w:r>
-            <w:proofErr w:type="spellStart"/>
-            <w:r>
-              <w:rPr>
-                <w:sz w:val="20"/>
-                <w:szCs w:val="21"/>
-              </w:rPr>
-              <w:t>storedHash</w:t>
-            </w:r>
-            <w:proofErr w:type="spellEnd"/>
-            <w:r>
-              <w:rPr>
-                <w:sz w:val="20"/>
-                <w:szCs w:val="21"/>
-              </w:rPr>
-              <w:t>)</w:t>
+              <w:t>passwordEncoder.matches(rawPassword, storedHash)</w:t>
             </w:r>
           </w:p>
         </w:tc>
@@ -9740,19 +8596,15 @@
       <w:r>
         <w:t>实现方案：</w:t>
       </w:r>
-      <w:proofErr w:type="spellStart"/>
       <w:r>
         <w:t>audit_log</w:t>
       </w:r>
-      <w:proofErr w:type="spellEnd"/>
       <w:r>
         <w:t>表按</w:t>
       </w:r>
-      <w:proofErr w:type="spellStart"/>
       <w:r>
         <w:t>academic_year</w:t>
       </w:r>
-      <w:proofErr w:type="spellEnd"/>
       <w:r>
         <w:t>字段进行</w:t>
       </w:r>
@@ -9791,23 +8643,24 @@
                 <w:sz w:val="20"/>
                 <w:szCs w:val="21"/>
               </w:rPr>
-              <w:t xml:space="preserve">CREATE TABLE </w:t>
-            </w:r>
-            <w:proofErr w:type="spellStart"/>
-            <w:r>
+              <w:t>CREATE TABLE audit_log (</w:t>
+            </w:r>
+          </w:p>
+          <w:p>
+            <w:pPr>
+              <w:spacing w:line="360" w:lineRule="auto"/>
               <w:rPr>
                 <w:sz w:val="20"/>
                 <w:szCs w:val="21"/>
               </w:rPr>
-              <w:t>audit_log</w:t>
-            </w:r>
-            <w:proofErr w:type="spellEnd"/>
+            </w:pPr>
             <w:r>
               <w:rPr>
                 <w:sz w:val="20"/>
                 <w:szCs w:val="21"/>
               </w:rPr>
-              <w:t xml:space="preserve"> (</w:t>
+              <w:lastRenderedPageBreak/>
+              <w:t xml:space="preserve">  ...</w:t>
             </w:r>
           </w:p>
           <w:p>
@@ -9820,63 +8673,59 @@
             </w:pPr>
             <w:r>
               <w:rPr>
+                <w:rFonts w:hint="eastAsia"/>
                 <w:sz w:val="20"/>
                 <w:szCs w:val="21"/>
               </w:rPr>
-              <w:lastRenderedPageBreak/>
-              <w:t xml:space="preserve">  ...</w:t>
-            </w:r>
-          </w:p>
-          <w:p>
-            <w:pPr>
-              <w:spacing w:line="360" w:lineRule="auto"/>
+              <w:t xml:space="preserve">  academic_year INT NOT NULL COMMENT '</w:t>
+            </w:r>
+            <w:r>
               <w:rPr>
                 <w:rFonts w:hint="eastAsia"/>
                 <w:sz w:val="20"/>
                 <w:szCs w:val="21"/>
               </w:rPr>
-            </w:pPr>
+              <w:t>学年</w:t>
+            </w:r>
             <w:r>
               <w:rPr>
                 <w:rFonts w:hint="eastAsia"/>
                 <w:sz w:val="20"/>
                 <w:szCs w:val="21"/>
               </w:rPr>
-              <w:t xml:space="preserve">  </w:t>
-            </w:r>
-            <w:proofErr w:type="spellStart"/>
-            <w:r>
-              <w:rPr>
-                <w:rFonts w:hint="eastAsia"/>
+              <w:t>',</w:t>
+            </w:r>
+          </w:p>
+          <w:p>
+            <w:pPr>
+              <w:spacing w:line="360" w:lineRule="auto"/>
+              <w:rPr>
                 <w:sz w:val="20"/>
                 <w:szCs w:val="21"/>
               </w:rPr>
-              <w:t>academic_year</w:t>
-            </w:r>
-            <w:proofErr w:type="spellEnd"/>
-            <w:r>
-              <w:rPr>
-                <w:rFonts w:hint="eastAsia"/>
+            </w:pPr>
+            <w:r>
+              <w:rPr>
                 <w:sz w:val="20"/>
                 <w:szCs w:val="21"/>
               </w:rPr>
-              <w:t xml:space="preserve"> INT NOT NULL COMMENT '</w:t>
-            </w:r>
-            <w:r>
-              <w:rPr>
-                <w:rFonts w:hint="eastAsia"/>
+              <w:t xml:space="preserve">  PRIMARY KEY (log_no, academic_year)</w:t>
+            </w:r>
+          </w:p>
+          <w:p>
+            <w:pPr>
+              <w:spacing w:line="360" w:lineRule="auto"/>
+              <w:rPr>
                 <w:sz w:val="20"/>
                 <w:szCs w:val="21"/>
               </w:rPr>
-              <w:t>学年</w:t>
-            </w:r>
-            <w:r>
-              <w:rPr>
-                <w:rFonts w:hint="eastAsia"/>
+            </w:pPr>
+            <w:r>
+              <w:rPr>
                 <w:sz w:val="20"/>
                 <w:szCs w:val="21"/>
               </w:rPr>
-              <w:t>',</w:t>
+              <w:t>) ENGINE=InnoDB</w:t>
             </w:r>
           </w:p>
           <w:p>
@@ -9892,39 +8741,39 @@
                 <w:sz w:val="20"/>
                 <w:szCs w:val="21"/>
               </w:rPr>
-              <w:t xml:space="preserve">  PRIMARY KEY (</w:t>
-            </w:r>
-            <w:proofErr w:type="spellStart"/>
-            <w:r>
+              <w:t>PARTITION BY RANGE (academic_year) (</w:t>
+            </w:r>
+          </w:p>
+          <w:p>
+            <w:pPr>
+              <w:spacing w:line="360" w:lineRule="auto"/>
               <w:rPr>
                 <w:sz w:val="20"/>
                 <w:szCs w:val="21"/>
               </w:rPr>
-              <w:t>log_no</w:t>
-            </w:r>
-            <w:proofErr w:type="spellEnd"/>
+            </w:pPr>
             <w:r>
               <w:rPr>
                 <w:sz w:val="20"/>
                 <w:szCs w:val="21"/>
               </w:rPr>
-              <w:t xml:space="preserve">, </w:t>
-            </w:r>
-            <w:proofErr w:type="spellStart"/>
-            <w:r>
+              <w:t xml:space="preserve">  PARTITION p2023 VALUES LESS THAN (2024),</w:t>
+            </w:r>
+          </w:p>
+          <w:p>
+            <w:pPr>
+              <w:spacing w:line="360" w:lineRule="auto"/>
               <w:rPr>
                 <w:sz w:val="20"/>
                 <w:szCs w:val="21"/>
               </w:rPr>
-              <w:t>academic_year</w:t>
-            </w:r>
-            <w:proofErr w:type="spellEnd"/>
+            </w:pPr>
             <w:r>
               <w:rPr>
                 <w:sz w:val="20"/>
                 <w:szCs w:val="21"/>
               </w:rPr>
-              <w:t>)</w:t>
+              <w:t xml:space="preserve">  PARTITION p2024 VALUES LESS THAN (2025),</w:t>
             </w:r>
           </w:p>
           <w:p>
@@ -9940,127 +8789,19 @@
                 <w:sz w:val="20"/>
                 <w:szCs w:val="21"/>
               </w:rPr>
-              <w:t>) ENGINE=</w:t>
-            </w:r>
-            <w:proofErr w:type="spellStart"/>
+              <w:t xml:space="preserve">  PARTITION p2025 VALUES LESS THAN (2026),</w:t>
+            </w:r>
+          </w:p>
+          <w:p>
+            <w:pPr>
+              <w:spacing w:line="360" w:lineRule="auto"/>
+            </w:pPr>
             <w:r>
               <w:rPr>
                 <w:sz w:val="20"/>
                 <w:szCs w:val="21"/>
               </w:rPr>
-              <w:t>InnoDB</w:t>
-            </w:r>
-            <w:proofErr w:type="spellEnd"/>
-          </w:p>
-          <w:p>
-            <w:pPr>
-              <w:spacing w:line="360" w:lineRule="auto"/>
-              <w:rPr>
-                <w:sz w:val="20"/>
-                <w:szCs w:val="21"/>
-              </w:rPr>
-            </w:pPr>
-            <w:r>
-              <w:rPr>
-                <w:sz w:val="20"/>
-                <w:szCs w:val="21"/>
-              </w:rPr>
-              <w:t>PARTITION BY RANGE (</w:t>
-            </w:r>
-            <w:proofErr w:type="spellStart"/>
-            <w:r>
-              <w:rPr>
-                <w:sz w:val="20"/>
-                <w:szCs w:val="21"/>
-              </w:rPr>
-              <w:t>academic_year</w:t>
-            </w:r>
-            <w:proofErr w:type="spellEnd"/>
-            <w:r>
-              <w:rPr>
-                <w:sz w:val="20"/>
-                <w:szCs w:val="21"/>
-              </w:rPr>
-              <w:t>) (</w:t>
-            </w:r>
-          </w:p>
-          <w:p>
-            <w:pPr>
-              <w:spacing w:line="360" w:lineRule="auto"/>
-              <w:rPr>
-                <w:sz w:val="20"/>
-                <w:szCs w:val="21"/>
-              </w:rPr>
-            </w:pPr>
-            <w:r>
-              <w:rPr>
-                <w:sz w:val="20"/>
-                <w:szCs w:val="21"/>
-              </w:rPr>
-              <w:t xml:space="preserve">  PARTITION p2023 VALUES LESS THAN (2024),</w:t>
-            </w:r>
-          </w:p>
-          <w:p>
-            <w:pPr>
-              <w:spacing w:line="360" w:lineRule="auto"/>
-              <w:rPr>
-                <w:sz w:val="20"/>
-                <w:szCs w:val="21"/>
-              </w:rPr>
-            </w:pPr>
-            <w:r>
-              <w:rPr>
-                <w:sz w:val="20"/>
-                <w:szCs w:val="21"/>
-              </w:rPr>
-              <w:t xml:space="preserve">  PARTITION p2024 VALUES LESS THAN (2025),</w:t>
-            </w:r>
-          </w:p>
-          <w:p>
-            <w:pPr>
-              <w:spacing w:line="360" w:lineRule="auto"/>
-              <w:rPr>
-                <w:sz w:val="20"/>
-                <w:szCs w:val="21"/>
-              </w:rPr>
-            </w:pPr>
-            <w:r>
-              <w:rPr>
-                <w:sz w:val="20"/>
-                <w:szCs w:val="21"/>
-              </w:rPr>
-              <w:t xml:space="preserve">  PARTITION p2025 VALUES LESS THAN (2026),</w:t>
-            </w:r>
-          </w:p>
-          <w:p>
-            <w:pPr>
-              <w:spacing w:line="360" w:lineRule="auto"/>
-              <w:rPr>
-                <w:rFonts w:hint="eastAsia"/>
-              </w:rPr>
-            </w:pPr>
-            <w:r>
-              <w:rPr>
-                <w:sz w:val="20"/>
-                <w:szCs w:val="21"/>
-              </w:rPr>
-              <w:t xml:space="preserve">  PARTITION </w:t>
-            </w:r>
-            <w:proofErr w:type="spellStart"/>
-            <w:r>
-              <w:rPr>
-                <w:sz w:val="20"/>
-                <w:szCs w:val="21"/>
-              </w:rPr>
-              <w:t>p_future</w:t>
-            </w:r>
-            <w:proofErr w:type="spellEnd"/>
-            <w:r>
-              <w:rPr>
-                <w:sz w:val="20"/>
-                <w:szCs w:val="21"/>
-              </w:rPr>
-              <w:t xml:space="preserve"> VALUES LESS THAN MAXVALUE);</w:t>
+              <w:t xml:space="preserve">  PARTITION p_future VALUES LESS THAN MAXVALUE);</w:t>
             </w:r>
           </w:p>
         </w:tc>
@@ -10140,15 +8881,7 @@
         <w:ind w:leftChars="50" w:left="120" w:firstLineChars="200" w:firstLine="480"/>
       </w:pPr>
       <w:r>
-        <w:t>设计思路：学生列表</w:t>
-      </w:r>
-      <w:proofErr w:type="gramStart"/>
-      <w:r>
-        <w:t>页支持</w:t>
-      </w:r>
-      <w:proofErr w:type="gramEnd"/>
-      <w:r>
-        <w:t>按学院、专业、学籍状态组合查询；选课、成绩、开课计划等表存在高频的关联查询和排序操作。合理创建复合索引可以显著提升查询效率。</w:t>
+        <w:t>设计思路：学生列表页支持按学院、专业、学籍状态组合查询；选课、成绩、开课计划等表存在高频的关联查询和排序操作。合理创建复合索引可以显著提升查询效率。</w:t>
       </w:r>
     </w:p>
     <w:p>
@@ -10195,230 +8928,51 @@
                 <w:sz w:val="20"/>
                 <w:szCs w:val="21"/>
               </w:rPr>
-              <w:t xml:space="preserve">CREATE INDEX </w:t>
-            </w:r>
-            <w:proofErr w:type="spellStart"/>
-            <w:r>
+              <w:t>CREATE INDEX idx_student_college_major ON student (college_code, major_code, student_status);</w:t>
+            </w:r>
+          </w:p>
+          <w:p>
+            <w:pPr>
+              <w:spacing w:line="360" w:lineRule="auto"/>
               <w:rPr>
                 <w:sz w:val="20"/>
                 <w:szCs w:val="21"/>
               </w:rPr>
-              <w:t>idx_student_college_major</w:t>
-            </w:r>
-            <w:proofErr w:type="spellEnd"/>
+            </w:pPr>
             <w:r>
               <w:rPr>
                 <w:sz w:val="20"/>
                 <w:szCs w:val="21"/>
               </w:rPr>
-              <w:t xml:space="preserve"> ON student (</w:t>
-            </w:r>
-            <w:proofErr w:type="spellStart"/>
-            <w:r>
+              <w:t>CREATE INDEX idx_enrollment_offering ON enrollment (offering_no);</w:t>
+            </w:r>
+          </w:p>
+          <w:p>
+            <w:pPr>
+              <w:spacing w:line="360" w:lineRule="auto"/>
               <w:rPr>
                 <w:sz w:val="20"/>
                 <w:szCs w:val="21"/>
               </w:rPr>
-              <w:t>college_code</w:t>
-            </w:r>
-            <w:proofErr w:type="spellEnd"/>
+            </w:pPr>
             <w:r>
               <w:rPr>
                 <w:sz w:val="20"/>
                 <w:szCs w:val="21"/>
               </w:rPr>
-              <w:t xml:space="preserve">, </w:t>
-            </w:r>
-            <w:proofErr w:type="spellStart"/>
+              <w:t>CREATE INDEX idx_grade_academic_year ON grade (academic_year);</w:t>
+            </w:r>
+          </w:p>
+          <w:p>
+            <w:pPr>
+              <w:spacing w:line="360" w:lineRule="auto"/>
+            </w:pPr>
             <w:r>
               <w:rPr>
                 <w:sz w:val="20"/>
                 <w:szCs w:val="21"/>
               </w:rPr>
-              <w:t>major_code</w:t>
-            </w:r>
-            <w:proofErr w:type="spellEnd"/>
-            <w:r>
-              <w:rPr>
-                <w:sz w:val="20"/>
-                <w:szCs w:val="21"/>
-              </w:rPr>
-              <w:t xml:space="preserve">, </w:t>
-            </w:r>
-            <w:proofErr w:type="spellStart"/>
-            <w:r>
-              <w:rPr>
-                <w:sz w:val="20"/>
-                <w:szCs w:val="21"/>
-              </w:rPr>
-              <w:t>student_status</w:t>
-            </w:r>
-            <w:proofErr w:type="spellEnd"/>
-            <w:r>
-              <w:rPr>
-                <w:sz w:val="20"/>
-                <w:szCs w:val="21"/>
-              </w:rPr>
-              <w:t>);</w:t>
-            </w:r>
-          </w:p>
-          <w:p>
-            <w:pPr>
-              <w:spacing w:line="360" w:lineRule="auto"/>
-              <w:rPr>
-                <w:sz w:val="20"/>
-                <w:szCs w:val="21"/>
-              </w:rPr>
-            </w:pPr>
-            <w:r>
-              <w:rPr>
-                <w:sz w:val="20"/>
-                <w:szCs w:val="21"/>
-              </w:rPr>
-              <w:t xml:space="preserve">CREATE INDEX </w:t>
-            </w:r>
-            <w:proofErr w:type="spellStart"/>
-            <w:r>
-              <w:rPr>
-                <w:sz w:val="20"/>
-                <w:szCs w:val="21"/>
-              </w:rPr>
-              <w:t>idx_enrollment_offering</w:t>
-            </w:r>
-            <w:proofErr w:type="spellEnd"/>
-            <w:r>
-              <w:rPr>
-                <w:sz w:val="20"/>
-                <w:szCs w:val="21"/>
-              </w:rPr>
-              <w:t xml:space="preserve"> ON enrollment (</w:t>
-            </w:r>
-            <w:proofErr w:type="spellStart"/>
-            <w:r>
-              <w:rPr>
-                <w:sz w:val="20"/>
-                <w:szCs w:val="21"/>
-              </w:rPr>
-              <w:t>offering_no</w:t>
-            </w:r>
-            <w:proofErr w:type="spellEnd"/>
-            <w:r>
-              <w:rPr>
-                <w:sz w:val="20"/>
-                <w:szCs w:val="21"/>
-              </w:rPr>
-              <w:t>);</w:t>
-            </w:r>
-          </w:p>
-          <w:p>
-            <w:pPr>
-              <w:spacing w:line="360" w:lineRule="auto"/>
-              <w:rPr>
-                <w:sz w:val="20"/>
-                <w:szCs w:val="21"/>
-              </w:rPr>
-            </w:pPr>
-            <w:r>
-              <w:rPr>
-                <w:sz w:val="20"/>
-                <w:szCs w:val="21"/>
-              </w:rPr>
-              <w:t xml:space="preserve">CREATE INDEX </w:t>
-            </w:r>
-            <w:proofErr w:type="spellStart"/>
-            <w:r>
-              <w:rPr>
-                <w:sz w:val="20"/>
-                <w:szCs w:val="21"/>
-              </w:rPr>
-              <w:t>idx_grade_academic_year</w:t>
-            </w:r>
-            <w:proofErr w:type="spellEnd"/>
-            <w:r>
-              <w:rPr>
-                <w:sz w:val="20"/>
-                <w:szCs w:val="21"/>
-              </w:rPr>
-              <w:t xml:space="preserve"> ON grade (</w:t>
-            </w:r>
-            <w:proofErr w:type="spellStart"/>
-            <w:r>
-              <w:rPr>
-                <w:sz w:val="20"/>
-                <w:szCs w:val="21"/>
-              </w:rPr>
-              <w:t>academic_year</w:t>
-            </w:r>
-            <w:proofErr w:type="spellEnd"/>
-            <w:r>
-              <w:rPr>
-                <w:sz w:val="20"/>
-                <w:szCs w:val="21"/>
-              </w:rPr>
-              <w:t>);</w:t>
-            </w:r>
-          </w:p>
-          <w:p>
-            <w:pPr>
-              <w:spacing w:line="360" w:lineRule="auto"/>
-              <w:rPr>
-                <w:rFonts w:hint="eastAsia"/>
-              </w:rPr>
-            </w:pPr>
-            <w:r>
-              <w:rPr>
-                <w:sz w:val="20"/>
-                <w:szCs w:val="21"/>
-              </w:rPr>
-              <w:t xml:space="preserve">CREATE INDEX </w:t>
-            </w:r>
-            <w:proofErr w:type="spellStart"/>
-            <w:r>
-              <w:rPr>
-                <w:sz w:val="20"/>
-                <w:szCs w:val="21"/>
-              </w:rPr>
-              <w:t>idx_offering_semester</w:t>
-            </w:r>
-            <w:proofErr w:type="spellEnd"/>
-            <w:r>
-              <w:rPr>
-                <w:sz w:val="20"/>
-                <w:szCs w:val="21"/>
-              </w:rPr>
-              <w:t xml:space="preserve"> ON </w:t>
-            </w:r>
-            <w:proofErr w:type="spellStart"/>
-            <w:r>
-              <w:rPr>
-                <w:sz w:val="20"/>
-                <w:szCs w:val="21"/>
-              </w:rPr>
-              <w:t>course_offering</w:t>
-            </w:r>
-            <w:proofErr w:type="spellEnd"/>
-            <w:r>
-              <w:rPr>
-                <w:sz w:val="20"/>
-                <w:szCs w:val="21"/>
-              </w:rPr>
-              <w:t xml:space="preserve"> (</w:t>
-            </w:r>
-            <w:proofErr w:type="spellStart"/>
-            <w:r>
-              <w:rPr>
-                <w:sz w:val="20"/>
-                <w:szCs w:val="21"/>
-              </w:rPr>
-              <w:t>semester_code</w:t>
-            </w:r>
-            <w:proofErr w:type="spellEnd"/>
-            <w:r>
-              <w:rPr>
-                <w:sz w:val="20"/>
-                <w:szCs w:val="21"/>
-              </w:rPr>
-              <w:t>, status);</w:t>
+              <w:t>CREATE INDEX idx_offering_semester ON course_offering (semester_code, status);</w:t>
             </w:r>
           </w:p>
         </w:tc>
@@ -10442,11 +8996,9 @@
         <w:spacing w:line="360" w:lineRule="auto"/>
         <w:ind w:leftChars="50" w:left="120" w:firstLineChars="200" w:firstLine="480"/>
       </w:pPr>
-      <w:proofErr w:type="spellStart"/>
       <w:r>
         <w:t>idx_student_college_major</w:t>
       </w:r>
-      <w:proofErr w:type="spellEnd"/>
       <w:r>
         <w:t>：学生列表页面的组合查询（选学院、选专业、选状态）使用该索引可实现索引覆盖扫描。</w:t>
       </w:r>
@@ -10460,19 +9012,15 @@
         <w:spacing w:line="360" w:lineRule="auto"/>
         <w:ind w:leftChars="50" w:left="120" w:firstLineChars="200" w:firstLine="480"/>
       </w:pPr>
-      <w:proofErr w:type="spellStart"/>
       <w:r>
         <w:t>idx_enrollment_offering</w:t>
       </w:r>
-      <w:proofErr w:type="spellEnd"/>
       <w:r>
         <w:t>：选课表以</w:t>
       </w:r>
-      <w:proofErr w:type="spellStart"/>
       <w:r>
         <w:t>offering_no</w:t>
       </w:r>
-      <w:proofErr w:type="spellEnd"/>
       <w:r>
         <w:t>为查询条件的频率很高（统计选课人数、查询某开课计划的所有选课）。</w:t>
       </w:r>
@@ -10486,11 +9034,9 @@
         <w:spacing w:line="360" w:lineRule="auto"/>
         <w:ind w:leftChars="50" w:left="120" w:firstLineChars="200" w:firstLine="480"/>
       </w:pPr>
-      <w:proofErr w:type="spellStart"/>
       <w:r>
         <w:t>idx_grade_academic_year</w:t>
       </w:r>
-      <w:proofErr w:type="spellEnd"/>
       <w:r>
         <w:t>：成绩统计报表按学年分组聚合，该索引可加速</w:t>
       </w:r>
@@ -10510,11 +9056,9 @@
         <w:spacing w:line="360" w:lineRule="auto"/>
         <w:ind w:leftChars="50" w:left="120" w:firstLineChars="200" w:firstLine="480"/>
       </w:pPr>
-      <w:proofErr w:type="spellStart"/>
       <w:r>
         <w:t>idx_offering_semester</w:t>
       </w:r>
-      <w:proofErr w:type="spellEnd"/>
       <w:r>
         <w:t>：开课计划按学期和状态查询的频率高（如查询某学期开放选课的开课计划）。</w:t>
       </w:r>
@@ -10561,41 +9105,17 @@
         <w:ind w:leftChars="50" w:left="120" w:firstLineChars="200" w:firstLine="480"/>
       </w:pPr>
       <w:r>
-        <w:t>设计思路：选课和</w:t>
-      </w:r>
-      <w:proofErr w:type="gramStart"/>
-      <w:r>
-        <w:t>退课操作</w:t>
-      </w:r>
-      <w:proofErr w:type="gramEnd"/>
-      <w:r>
-        <w:t>涉及多个表的原子性更新</w:t>
+        <w:t>设计思路：选课和退课操作涉及多个表的原子性更新</w:t>
       </w:r>
       <w:r>
         <w:t>——</w:t>
       </w:r>
       <w:r>
-        <w:t>选课需同时插入选课记录和增加已选人数；</w:t>
-      </w:r>
-      <w:proofErr w:type="gramStart"/>
-      <w:r>
-        <w:t>退课需</w:t>
-      </w:r>
-      <w:proofErr w:type="gramEnd"/>
-      <w:r>
-        <w:t>同时删除成绩记录、选课记录和减少已选人</w:t>
+        <w:t>选课需同时插入选课记录和增加已选人数；退课需同时删除成绩记录、选课记录和减少已选人</w:t>
       </w:r>
       <w:r>
         <w:lastRenderedPageBreak/>
-        <w:t>数。任何一个步骤失败都应回</w:t>
-      </w:r>
-      <w:proofErr w:type="gramStart"/>
-      <w:r>
-        <w:t>滚全部</w:t>
-      </w:r>
-      <w:proofErr w:type="gramEnd"/>
-      <w:r>
-        <w:t>操作。</w:t>
+        <w:t>数。任何一个步骤失败都应回滚全部操作。</w:t>
       </w:r>
     </w:p>
     <w:p>
@@ -10622,13 +9142,8 @@
         <w:t>注解声明式管理事务边界，默认使用</w:t>
       </w:r>
       <w:r>
-        <w:t xml:space="preserve">MySQL </w:t>
-      </w:r>
-      <w:proofErr w:type="spellStart"/>
-      <w:r>
-        <w:t>InnoDB</w:t>
-      </w:r>
-      <w:proofErr w:type="spellEnd"/>
+        <w:t>MySQL InnoDB</w:t>
+      </w:r>
       <w:r>
         <w:t>的</w:t>
       </w:r>
@@ -10683,23 +9198,23 @@
                 <w:sz w:val="20"/>
                 <w:szCs w:val="21"/>
               </w:rPr>
-              <w:t xml:space="preserve">public class </w:t>
-            </w:r>
-            <w:proofErr w:type="spellStart"/>
-            <w:r>
+              <w:t>public class EnrollmentService {</w:t>
+            </w:r>
+          </w:p>
+          <w:p>
+            <w:pPr>
+              <w:spacing w:line="360" w:lineRule="auto"/>
               <w:rPr>
                 <w:sz w:val="20"/>
                 <w:szCs w:val="21"/>
               </w:rPr>
-              <w:t>EnrollmentService</w:t>
-            </w:r>
-            <w:proofErr w:type="spellEnd"/>
+            </w:pPr>
             <w:r>
               <w:rPr>
                 <w:sz w:val="20"/>
                 <w:szCs w:val="21"/>
               </w:rPr>
-              <w:t xml:space="preserve"> {</w:t>
+              <w:t xml:space="preserve">    @Transactional</w:t>
             </w:r>
           </w:p>
           <w:p>
@@ -10715,7 +9230,7 @@
                 <w:sz w:val="20"/>
                 <w:szCs w:val="21"/>
               </w:rPr>
-              <w:t xml:space="preserve">    @Transactional</w:t>
+              <w:t xml:space="preserve">    public void enroll(String studentNo, String offeringNo, boolean retake) {</w:t>
             </w:r>
           </w:p>
           <w:p>
@@ -10728,100 +9243,102 @@
             </w:pPr>
             <w:r>
               <w:rPr>
+                <w:rFonts w:hint="eastAsia"/>
                 <w:sz w:val="20"/>
                 <w:szCs w:val="21"/>
               </w:rPr>
-              <w:t xml:space="preserve">    public void </w:t>
-            </w:r>
-            <w:proofErr w:type="gramStart"/>
-            <w:r>
-              <w:rPr>
+              <w:t xml:space="preserve">        // 1. </w:t>
+            </w:r>
+            <w:r>
+              <w:rPr>
+                <w:rFonts w:hint="eastAsia"/>
                 <w:sz w:val="20"/>
                 <w:szCs w:val="21"/>
               </w:rPr>
-              <w:t>enroll(</w:t>
-            </w:r>
-            <w:proofErr w:type="gramEnd"/>
-            <w:r>
-              <w:rPr>
+              <w:t>校验学生状态（在读</w:t>
+            </w:r>
+            <w:r>
+              <w:rPr>
+                <w:rFonts w:hint="eastAsia"/>
                 <w:sz w:val="20"/>
                 <w:szCs w:val="21"/>
               </w:rPr>
-              <w:t xml:space="preserve">String </w:t>
-            </w:r>
-            <w:proofErr w:type="spellStart"/>
-            <w:r>
-              <w:rPr>
+              <w:t>/</w:t>
+            </w:r>
+            <w:r>
+              <w:rPr>
+                <w:rFonts w:hint="eastAsia"/>
                 <w:sz w:val="20"/>
                 <w:szCs w:val="21"/>
               </w:rPr>
-              <w:t>studentNo</w:t>
-            </w:r>
-            <w:proofErr w:type="spellEnd"/>
-            <w:r>
+              <w:t>重修）</w:t>
+            </w:r>
+          </w:p>
+          <w:p>
+            <w:pPr>
+              <w:spacing w:line="360" w:lineRule="auto"/>
               <w:rPr>
                 <w:sz w:val="20"/>
                 <w:szCs w:val="21"/>
               </w:rPr>
-              <w:t xml:space="preserve">, String </w:t>
-            </w:r>
-            <w:proofErr w:type="spellStart"/>
-            <w:r>
-              <w:rPr>
+            </w:pPr>
+            <w:r>
+              <w:rPr>
+                <w:rFonts w:hint="eastAsia"/>
                 <w:sz w:val="20"/>
                 <w:szCs w:val="21"/>
               </w:rPr>
-              <w:t>offeringNo</w:t>
-            </w:r>
-            <w:proofErr w:type="spellEnd"/>
-            <w:r>
-              <w:rPr>
+              <w:t xml:space="preserve">        // 2. </w:t>
+            </w:r>
+            <w:r>
+              <w:rPr>
+                <w:rFonts w:hint="eastAsia"/>
                 <w:sz w:val="20"/>
                 <w:szCs w:val="21"/>
               </w:rPr>
-              <w:t xml:space="preserve">, </w:t>
-            </w:r>
-            <w:proofErr w:type="spellStart"/>
-            <w:r>
+              <w:t>检查是否已选</w:t>
+            </w:r>
+          </w:p>
+          <w:p>
+            <w:pPr>
+              <w:spacing w:line="360" w:lineRule="auto"/>
               <w:rPr>
                 <w:sz w:val="20"/>
                 <w:szCs w:val="21"/>
               </w:rPr>
-              <w:t>boolean</w:t>
-            </w:r>
-            <w:proofErr w:type="spellEnd"/>
-            <w:r>
-              <w:rPr>
+            </w:pPr>
+            <w:r>
+              <w:rPr>
+                <w:rFonts w:hint="eastAsia"/>
                 <w:sz w:val="20"/>
                 <w:szCs w:val="21"/>
               </w:rPr>
-              <w:t xml:space="preserve"> retake) {</w:t>
-            </w:r>
-          </w:p>
-          <w:p>
-            <w:pPr>
-              <w:spacing w:line="360" w:lineRule="auto"/>
+              <w:t xml:space="preserve">        // 3. </w:t>
+            </w:r>
+            <w:r>
               <w:rPr>
                 <w:rFonts w:hint="eastAsia"/>
                 <w:sz w:val="20"/>
                 <w:szCs w:val="21"/>
               </w:rPr>
-            </w:pPr>
-            <w:r>
-              <w:rPr>
-                <w:rFonts w:hint="eastAsia"/>
+              <w:t>检查开课计划是否存在且开放选课</w:t>
+            </w:r>
+          </w:p>
+          <w:p>
+            <w:pPr>
+              <w:spacing w:line="360" w:lineRule="auto"/>
+              <w:rPr>
                 <w:sz w:val="20"/>
                 <w:szCs w:val="21"/>
               </w:rPr>
-              <w:t xml:space="preserve">        // 1. </w:t>
-            </w:r>
+            </w:pPr>
             <w:r>
               <w:rPr>
                 <w:rFonts w:hint="eastAsia"/>
                 <w:sz w:val="20"/>
                 <w:szCs w:val="21"/>
               </w:rPr>
-              <w:t>校验学生状态（在读</w:t>
+              <w:t xml:space="preserve">        // 4. </w:t>
             </w:r>
             <w:r>
               <w:rPr>
@@ -10829,7 +9346,7 @@
                 <w:sz w:val="20"/>
                 <w:szCs w:val="21"/>
               </w:rPr>
-              <w:t>/</w:t>
+              <w:t>校验容量（已选人数</w:t>
             </w:r>
             <w:r>
               <w:rPr>
@@ -10837,51 +9354,48 @@
                 <w:sz w:val="20"/>
                 <w:szCs w:val="21"/>
               </w:rPr>
-              <w:t>重修）</w:t>
-            </w:r>
-          </w:p>
-          <w:p>
-            <w:pPr>
-              <w:spacing w:line="360" w:lineRule="auto"/>
+              <w:t xml:space="preserve"> &lt; </w:t>
+            </w:r>
+            <w:r>
               <w:rPr>
                 <w:rFonts w:hint="eastAsia"/>
                 <w:sz w:val="20"/>
                 <w:szCs w:val="21"/>
               </w:rPr>
-            </w:pPr>
-            <w:r>
-              <w:rPr>
-                <w:rFonts w:hint="eastAsia"/>
+              <w:t>容量）</w:t>
+            </w:r>
+          </w:p>
+          <w:p>
+            <w:pPr>
+              <w:spacing w:line="360" w:lineRule="auto"/>
+              <w:rPr>
                 <w:sz w:val="20"/>
                 <w:szCs w:val="21"/>
               </w:rPr>
-              <w:t xml:space="preserve">        // 2. </w:t>
-            </w:r>
+            </w:pPr>
             <w:r>
               <w:rPr>
                 <w:rFonts w:hint="eastAsia"/>
                 <w:sz w:val="20"/>
                 <w:szCs w:val="21"/>
               </w:rPr>
-              <w:t>检查是否已选</w:t>
-            </w:r>
-          </w:p>
-          <w:p>
-            <w:pPr>
-              <w:spacing w:line="360" w:lineRule="auto"/>
+              <w:t xml:space="preserve">        // 5. </w:t>
+            </w:r>
+            <w:r>
               <w:rPr>
                 <w:rFonts w:hint="eastAsia"/>
                 <w:sz w:val="20"/>
                 <w:szCs w:val="21"/>
               </w:rPr>
-            </w:pPr>
+              <w:t>插入选课记录（</w:t>
+            </w:r>
             <w:r>
               <w:rPr>
                 <w:rFonts w:hint="eastAsia"/>
                 <w:sz w:val="20"/>
                 <w:szCs w:val="21"/>
               </w:rPr>
-              <w:t xml:space="preserve">        // 3. </w:t>
+              <w:t>INSERT INTO enrollment</w:t>
             </w:r>
             <w:r>
               <w:rPr>
@@ -10889,43 +9403,40 @@
                 <w:sz w:val="20"/>
                 <w:szCs w:val="21"/>
               </w:rPr>
-              <w:t>检查开课计划是否存在</w:t>
-            </w:r>
-            <w:proofErr w:type="gramStart"/>
-            <w:r>
-              <w:rPr>
-                <w:rFonts w:hint="eastAsia"/>
+              <w:t>）</w:t>
+            </w:r>
+          </w:p>
+          <w:p>
+            <w:pPr>
+              <w:spacing w:line="360" w:lineRule="auto"/>
+              <w:rPr>
                 <w:sz w:val="20"/>
                 <w:szCs w:val="21"/>
               </w:rPr>
-              <w:t>且开放</w:t>
-            </w:r>
-            <w:proofErr w:type="gramEnd"/>
+            </w:pPr>
             <w:r>
               <w:rPr>
                 <w:rFonts w:hint="eastAsia"/>
                 <w:sz w:val="20"/>
                 <w:szCs w:val="21"/>
               </w:rPr>
-              <w:t>选课</w:t>
-            </w:r>
-          </w:p>
-          <w:p>
-            <w:pPr>
-              <w:spacing w:line="360" w:lineRule="auto"/>
+              <w:t xml:space="preserve">        // 6. </w:t>
+            </w:r>
+            <w:r>
               <w:rPr>
                 <w:rFonts w:hint="eastAsia"/>
                 <w:sz w:val="20"/>
                 <w:szCs w:val="21"/>
               </w:rPr>
-            </w:pPr>
+              <w:t>增加已选人数（</w:t>
+            </w:r>
             <w:r>
               <w:rPr>
                 <w:rFonts w:hint="eastAsia"/>
                 <w:sz w:val="20"/>
                 <w:szCs w:val="21"/>
               </w:rPr>
-              <w:t xml:space="preserve">        // 4. </w:t>
+              <w:t>UPDATE course_offering SET enrolled_count = enrolled_count + 1</w:t>
             </w:r>
             <w:r>
               <w:rPr>
@@ -10933,211 +9444,53 @@
                 <w:sz w:val="20"/>
                 <w:szCs w:val="21"/>
               </w:rPr>
-              <w:t>校验容量（已选人数</w:t>
-            </w:r>
-            <w:r>
-              <w:rPr>
-                <w:rFonts w:hint="eastAsia"/>
+              <w:t>）</w:t>
+            </w:r>
+          </w:p>
+          <w:p>
+            <w:pPr>
+              <w:spacing w:line="360" w:lineRule="auto"/>
+              <w:rPr>
                 <w:sz w:val="20"/>
                 <w:szCs w:val="21"/>
               </w:rPr>
-              <w:t xml:space="preserve"> &lt; </w:t>
-            </w:r>
+            </w:pPr>
             <w:r>
               <w:rPr>
                 <w:rFonts w:hint="eastAsia"/>
                 <w:sz w:val="20"/>
                 <w:szCs w:val="21"/>
               </w:rPr>
-              <w:t>容量）</w:t>
-            </w:r>
-          </w:p>
-          <w:p>
-            <w:pPr>
-              <w:spacing w:line="360" w:lineRule="auto"/>
+              <w:t xml:space="preserve">        // </w:t>
+            </w:r>
+            <w:r>
               <w:rPr>
                 <w:rFonts w:hint="eastAsia"/>
                 <w:sz w:val="20"/>
                 <w:szCs w:val="21"/>
               </w:rPr>
-            </w:pPr>
-            <w:r>
-              <w:rPr>
-                <w:rFonts w:hint="eastAsia"/>
+              <w:t>以上任何一步失败，全部回滚</w:t>
+            </w:r>
+          </w:p>
+          <w:p>
+            <w:pPr>
+              <w:spacing w:line="360" w:lineRule="auto"/>
+              <w:rPr>
                 <w:sz w:val="20"/>
                 <w:szCs w:val="21"/>
               </w:rPr>
-              <w:t xml:space="preserve">        // 5. </w:t>
-            </w:r>
-            <w:r>
-              <w:rPr>
-                <w:rFonts w:hint="eastAsia"/>
+            </w:pPr>
+            <w:r>
+              <w:rPr>
                 <w:sz w:val="20"/>
                 <w:szCs w:val="21"/>
               </w:rPr>
-              <w:t>插入选课记录（</w:t>
-            </w:r>
-            <w:r>
-              <w:rPr>
-                <w:rFonts w:hint="eastAsia"/>
-                <w:sz w:val="20"/>
-                <w:szCs w:val="21"/>
-              </w:rPr>
-              <w:t>INSERT INTO enrollment</w:t>
-            </w:r>
-            <w:r>
-              <w:rPr>
-                <w:rFonts w:hint="eastAsia"/>
-                <w:sz w:val="20"/>
-                <w:szCs w:val="21"/>
-              </w:rPr>
-              <w:t>）</w:t>
-            </w:r>
-          </w:p>
-          <w:p>
-            <w:pPr>
-              <w:spacing w:line="360" w:lineRule="auto"/>
-              <w:rPr>
-                <w:rFonts w:hint="eastAsia"/>
-                <w:sz w:val="20"/>
-                <w:szCs w:val="21"/>
-              </w:rPr>
-            </w:pPr>
-            <w:r>
-              <w:rPr>
-                <w:rFonts w:hint="eastAsia"/>
-                <w:sz w:val="20"/>
-                <w:szCs w:val="21"/>
-              </w:rPr>
-              <w:t xml:space="preserve">        // 6. </w:t>
-            </w:r>
-            <w:r>
-              <w:rPr>
-                <w:rFonts w:hint="eastAsia"/>
-                <w:sz w:val="20"/>
-                <w:szCs w:val="21"/>
-              </w:rPr>
-              <w:t>增加已选人数（</w:t>
-            </w:r>
-            <w:r>
-              <w:rPr>
-                <w:rFonts w:hint="eastAsia"/>
-                <w:sz w:val="20"/>
-                <w:szCs w:val="21"/>
-              </w:rPr>
-              <w:t xml:space="preserve">UPDATE </w:t>
-            </w:r>
-            <w:proofErr w:type="spellStart"/>
-            <w:r>
-              <w:rPr>
-                <w:rFonts w:hint="eastAsia"/>
-                <w:sz w:val="20"/>
-                <w:szCs w:val="21"/>
-              </w:rPr>
-              <w:t>course_offering</w:t>
-            </w:r>
-            <w:proofErr w:type="spellEnd"/>
-            <w:r>
-              <w:rPr>
-                <w:rFonts w:hint="eastAsia"/>
-                <w:sz w:val="20"/>
-                <w:szCs w:val="21"/>
-              </w:rPr>
-              <w:t xml:space="preserve"> SET </w:t>
-            </w:r>
-            <w:proofErr w:type="spellStart"/>
-            <w:r>
-              <w:rPr>
-                <w:rFonts w:hint="eastAsia"/>
-                <w:sz w:val="20"/>
-                <w:szCs w:val="21"/>
-              </w:rPr>
-              <w:t>enrolled_count</w:t>
-            </w:r>
-            <w:proofErr w:type="spellEnd"/>
-            <w:r>
-              <w:rPr>
-                <w:rFonts w:hint="eastAsia"/>
-                <w:sz w:val="20"/>
-                <w:szCs w:val="21"/>
-              </w:rPr>
-              <w:t xml:space="preserve"> = </w:t>
-            </w:r>
-            <w:proofErr w:type="spellStart"/>
-            <w:r>
-              <w:rPr>
-                <w:rFonts w:hint="eastAsia"/>
-                <w:sz w:val="20"/>
-                <w:szCs w:val="21"/>
-              </w:rPr>
-              <w:t>enrolled_count</w:t>
-            </w:r>
-            <w:proofErr w:type="spellEnd"/>
-            <w:r>
-              <w:rPr>
-                <w:rFonts w:hint="eastAsia"/>
-                <w:sz w:val="20"/>
-                <w:szCs w:val="21"/>
-              </w:rPr>
-              <w:t xml:space="preserve"> + 1</w:t>
-            </w:r>
-            <w:r>
-              <w:rPr>
-                <w:rFonts w:hint="eastAsia"/>
-                <w:sz w:val="20"/>
-                <w:szCs w:val="21"/>
-              </w:rPr>
-              <w:t>）</w:t>
-            </w:r>
-          </w:p>
-          <w:p>
-            <w:pPr>
-              <w:spacing w:line="360" w:lineRule="auto"/>
-              <w:rPr>
-                <w:rFonts w:hint="eastAsia"/>
-                <w:sz w:val="20"/>
-                <w:szCs w:val="21"/>
-              </w:rPr>
-            </w:pPr>
-            <w:r>
-              <w:rPr>
-                <w:rFonts w:hint="eastAsia"/>
-                <w:sz w:val="20"/>
-                <w:szCs w:val="21"/>
-              </w:rPr>
-              <w:t xml:space="preserve">        // </w:t>
-            </w:r>
-            <w:r>
-              <w:rPr>
-                <w:rFonts w:hint="eastAsia"/>
-                <w:sz w:val="20"/>
-                <w:szCs w:val="21"/>
-              </w:rPr>
-              <w:t>以上任何一步失败，全部回滚</w:t>
-            </w:r>
-          </w:p>
-          <w:p>
-            <w:pPr>
-              <w:spacing w:line="360" w:lineRule="auto"/>
-              <w:rPr>
-                <w:sz w:val="20"/>
-                <w:szCs w:val="21"/>
-              </w:rPr>
-            </w:pPr>
-            <w:r>
-              <w:rPr>
-                <w:sz w:val="20"/>
-                <w:szCs w:val="21"/>
-              </w:rPr>
               <w:t xml:space="preserve">    }</w:t>
             </w:r>
           </w:p>
           <w:p>
             <w:pPr>
               <w:spacing w:line="360" w:lineRule="auto"/>
-              <w:rPr>
-                <w:rFonts w:hint="eastAsia"/>
-              </w:rPr>
             </w:pPr>
             <w:r>
               <w:rPr>
@@ -11200,11 +9553,9 @@
       <w:r>
         <w:t>一致性：</w:t>
       </w:r>
-      <w:proofErr w:type="spellStart"/>
       <w:r>
         <w:t>enrolled_count</w:t>
       </w:r>
-      <w:proofErr w:type="spellEnd"/>
       <w:r>
         <w:t>不会超过</w:t>
       </w:r>
@@ -11242,21 +9593,11 @@
         <w:t>SELECT ... FOR UPDATE</w:t>
       </w:r>
       <w:r>
-        <w:t>锁定开课计划行，防止并发选课导致</w:t>
-      </w:r>
-      <w:proofErr w:type="gramStart"/>
-      <w:r>
-        <w:t>的超选问题</w:t>
-      </w:r>
-      <w:proofErr w:type="gramEnd"/>
-      <w:r>
-        <w:t>（</w:t>
-      </w:r>
-      <w:proofErr w:type="spellStart"/>
+        <w:t>锁定开课计划行，防止并发选课导致的超选问题（</w:t>
+      </w:r>
       <w:r>
         <w:t>offeringRepository.findForUpdate</w:t>
       </w:r>
-      <w:proofErr w:type="spellEnd"/>
       <w:r>
         <w:t>方法使用</w:t>
       </w:r>
@@ -11278,11 +9619,9 @@
       <w:r>
         <w:t>持久性：</w:t>
       </w:r>
-      <w:proofErr w:type="spellStart"/>
       <w:r>
         <w:t>InnoDB</w:t>
       </w:r>
-      <w:proofErr w:type="spellEnd"/>
       <w:r>
         <w:t>的</w:t>
       </w:r>
@@ -11342,15 +9681,7 @@
         <w:ind w:leftChars="50" w:left="120" w:firstLineChars="200" w:firstLine="480"/>
       </w:pPr>
       <w:r>
-        <w:t>设计思路：对关键业务表的数据变更进行可追溯的记录，</w:t>
-      </w:r>
-      <w:proofErr w:type="gramStart"/>
-      <w:r>
-        <w:t>记录谁</w:t>
-      </w:r>
-      <w:proofErr w:type="gramEnd"/>
-      <w:r>
-        <w:t>在什么时间对哪条记录做了什么操作，变更前后的值是什么。</w:t>
+        <w:t>设计思路：对关键业务表的数据变更进行可追溯的记录，记录谁在什么时间对哪条记录做了什么操作，变更前后的值是什么。</w:t>
       </w:r>
     </w:p>
     <w:p>
@@ -11364,11 +9695,9 @@
       <w:r>
         <w:t>实现方案：设计专用的</w:t>
       </w:r>
-      <w:proofErr w:type="spellStart"/>
       <w:r>
         <w:t>audit_log</w:t>
       </w:r>
-      <w:proofErr w:type="spellEnd"/>
       <w:r>
         <w:t>表，使用</w:t>
       </w:r>
@@ -11407,59 +9736,57 @@
                 <w:sz w:val="20"/>
                 <w:szCs w:val="21"/>
               </w:rPr>
-              <w:t xml:space="preserve">CREATE TABLE </w:t>
-            </w:r>
-            <w:proofErr w:type="spellStart"/>
-            <w:r>
+              <w:t>CREATE TABLE audit_log (</w:t>
+            </w:r>
+          </w:p>
+          <w:p>
+            <w:pPr>
+              <w:spacing w:line="360" w:lineRule="auto"/>
               <w:rPr>
                 <w:sz w:val="20"/>
                 <w:szCs w:val="21"/>
               </w:rPr>
-              <w:t>audit_log</w:t>
-            </w:r>
-            <w:proofErr w:type="spellEnd"/>
-            <w:r>
-              <w:rPr>
+            </w:pPr>
+            <w:r>
+              <w:rPr>
+                <w:rFonts w:hint="eastAsia"/>
                 <w:sz w:val="20"/>
                 <w:szCs w:val="21"/>
               </w:rPr>
-              <w:t xml:space="preserve"> (</w:t>
-            </w:r>
-          </w:p>
-          <w:p>
-            <w:pPr>
-              <w:spacing w:line="360" w:lineRule="auto"/>
+              <w:t xml:space="preserve">  log_no        BIGINT       NOT NULL AUTO_INCREMENT COMMENT '</w:t>
+            </w:r>
+            <w:r>
               <w:rPr>
                 <w:rFonts w:hint="eastAsia"/>
                 <w:sz w:val="20"/>
                 <w:szCs w:val="21"/>
               </w:rPr>
-            </w:pPr>
+              <w:t>日志编号</w:t>
+            </w:r>
             <w:r>
               <w:rPr>
                 <w:rFonts w:hint="eastAsia"/>
                 <w:sz w:val="20"/>
                 <w:szCs w:val="21"/>
               </w:rPr>
-              <w:t xml:space="preserve">  </w:t>
-            </w:r>
-            <w:proofErr w:type="spellStart"/>
-            <w:r>
-              <w:rPr>
-                <w:rFonts w:hint="eastAsia"/>
+              <w:t>',</w:t>
+            </w:r>
+          </w:p>
+          <w:p>
+            <w:pPr>
+              <w:spacing w:line="360" w:lineRule="auto"/>
+              <w:rPr>
                 <w:sz w:val="20"/>
                 <w:szCs w:val="21"/>
               </w:rPr>
-              <w:t>log_no</w:t>
-            </w:r>
-            <w:proofErr w:type="spellEnd"/>
+            </w:pPr>
             <w:r>
               <w:rPr>
                 <w:rFonts w:hint="eastAsia"/>
                 <w:sz w:val="20"/>
                 <w:szCs w:val="21"/>
               </w:rPr>
-              <w:t xml:space="preserve">        BIGINT       NOT NULL AUTO_INCREMENT COMMENT '</w:t>
+              <w:t xml:space="preserve">  table_name    VARCHAR(50)  NOT NULL COMMENT '</w:t>
             </w:r>
             <w:r>
               <w:rPr>
@@ -11467,7 +9794,7 @@
                 <w:sz w:val="20"/>
                 <w:szCs w:val="21"/>
               </w:rPr>
-              <w:t>日志编号</w:t>
+              <w:t>表名</w:t>
             </w:r>
             <w:r>
               <w:rPr>
@@ -11482,7 +9809,6 @@
             <w:pPr>
               <w:spacing w:line="360" w:lineRule="auto"/>
               <w:rPr>
-                <w:rFonts w:hint="eastAsia"/>
                 <w:sz w:val="20"/>
                 <w:szCs w:val="21"/>
               </w:rPr>
@@ -11493,112 +9819,107 @@
                 <w:sz w:val="20"/>
                 <w:szCs w:val="21"/>
               </w:rPr>
-              <w:t xml:space="preserve">  </w:t>
-            </w:r>
-            <w:proofErr w:type="spellStart"/>
+              <w:lastRenderedPageBreak/>
+              <w:t xml:space="preserve">  operation     VARCHAR(10)  NOT NULL COMMENT '</w:t>
+            </w:r>
             <w:r>
               <w:rPr>
                 <w:rFonts w:hint="eastAsia"/>
                 <w:sz w:val="20"/>
                 <w:szCs w:val="21"/>
               </w:rPr>
-              <w:t>table_name</w:t>
-            </w:r>
-            <w:proofErr w:type="spellEnd"/>
+              <w:t>操作类型</w:t>
+            </w:r>
             <w:r>
               <w:rPr>
                 <w:rFonts w:hint="eastAsia"/>
                 <w:sz w:val="20"/>
                 <w:szCs w:val="21"/>
               </w:rPr>
-              <w:t xml:space="preserve">    VARCHAR(50)  NOT NULL COMMENT '</w:t>
-            </w:r>
-            <w:r>
-              <w:rPr>
-                <w:rFonts w:hint="eastAsia"/>
+              <w:t>',</w:t>
+            </w:r>
+          </w:p>
+          <w:p>
+            <w:pPr>
+              <w:spacing w:line="360" w:lineRule="auto"/>
+              <w:rPr>
                 <w:sz w:val="20"/>
                 <w:szCs w:val="21"/>
               </w:rPr>
-              <w:t>表名</w:t>
-            </w:r>
+            </w:pPr>
             <w:r>
               <w:rPr>
                 <w:rFonts w:hint="eastAsia"/>
                 <w:sz w:val="20"/>
                 <w:szCs w:val="21"/>
               </w:rPr>
-              <w:t>',</w:t>
-            </w:r>
-          </w:p>
-          <w:p>
-            <w:pPr>
-              <w:spacing w:line="360" w:lineRule="auto"/>
+              <w:t xml:space="preserve">  record_id     VARCHAR(100) NOT NULL COMMENT '</w:t>
+            </w:r>
+            <w:r>
               <w:rPr>
                 <w:rFonts w:hint="eastAsia"/>
                 <w:sz w:val="20"/>
                 <w:szCs w:val="21"/>
               </w:rPr>
-            </w:pPr>
+              <w:t>记录标识</w:t>
+            </w:r>
             <w:r>
               <w:rPr>
                 <w:rFonts w:hint="eastAsia"/>
                 <w:sz w:val="20"/>
                 <w:szCs w:val="21"/>
               </w:rPr>
-              <w:lastRenderedPageBreak/>
-              <w:t xml:space="preserve">  operation     VARCHAR(10)  NOT NULL COMMENT '</w:t>
-            </w:r>
-            <w:r>
-              <w:rPr>
-                <w:rFonts w:hint="eastAsia"/>
+              <w:t>',</w:t>
+            </w:r>
+          </w:p>
+          <w:p>
+            <w:pPr>
+              <w:spacing w:line="360" w:lineRule="auto"/>
+              <w:rPr>
                 <w:sz w:val="20"/>
                 <w:szCs w:val="21"/>
               </w:rPr>
-              <w:t>操作类型</w:t>
-            </w:r>
+            </w:pPr>
             <w:r>
               <w:rPr>
                 <w:rFonts w:hint="eastAsia"/>
                 <w:sz w:val="20"/>
                 <w:szCs w:val="21"/>
               </w:rPr>
-              <w:t>',</w:t>
-            </w:r>
-          </w:p>
-          <w:p>
-            <w:pPr>
-              <w:spacing w:line="360" w:lineRule="auto"/>
+              <w:t xml:space="preserve">  old_value     JSON         NULL COMMENT '</w:t>
+            </w:r>
+            <w:r>
               <w:rPr>
                 <w:rFonts w:hint="eastAsia"/>
                 <w:sz w:val="20"/>
                 <w:szCs w:val="21"/>
               </w:rPr>
-            </w:pPr>
+              <w:t>旧值</w:t>
+            </w:r>
             <w:r>
               <w:rPr>
                 <w:rFonts w:hint="eastAsia"/>
                 <w:sz w:val="20"/>
                 <w:szCs w:val="21"/>
               </w:rPr>
-              <w:t xml:space="preserve">  </w:t>
-            </w:r>
-            <w:proofErr w:type="spellStart"/>
-            <w:r>
-              <w:rPr>
-                <w:rFonts w:hint="eastAsia"/>
+              <w:t>',</w:t>
+            </w:r>
+          </w:p>
+          <w:p>
+            <w:pPr>
+              <w:spacing w:line="360" w:lineRule="auto"/>
+              <w:rPr>
                 <w:sz w:val="20"/>
                 <w:szCs w:val="21"/>
               </w:rPr>
-              <w:t>record_id</w:t>
-            </w:r>
-            <w:proofErr w:type="spellEnd"/>
+            </w:pPr>
             <w:r>
               <w:rPr>
                 <w:rFonts w:hint="eastAsia"/>
                 <w:sz w:val="20"/>
                 <w:szCs w:val="21"/>
               </w:rPr>
-              <w:t xml:space="preserve">     VARCHAR(100) NOT NULL COMMENT '</w:t>
+              <w:t xml:space="preserve">  new_value     JSON         NULL COMMENT '</w:t>
             </w:r>
             <w:r>
               <w:rPr>
@@ -11606,7 +9927,7 @@
                 <w:sz w:val="20"/>
                 <w:szCs w:val="21"/>
               </w:rPr>
-              <w:t>记录标识</w:t>
+              <w:t>新值</w:t>
             </w:r>
             <w:r>
               <w:rPr>
@@ -11621,7 +9942,6 @@
             <w:pPr>
               <w:spacing w:line="360" w:lineRule="auto"/>
               <w:rPr>
-                <w:rFonts w:hint="eastAsia"/>
                 <w:sz w:val="20"/>
                 <w:szCs w:val="21"/>
               </w:rPr>
@@ -11632,79 +9952,73 @@
                 <w:sz w:val="20"/>
                 <w:szCs w:val="21"/>
               </w:rPr>
-              <w:t xml:space="preserve">  </w:t>
-            </w:r>
-            <w:proofErr w:type="spellStart"/>
+              <w:t xml:space="preserve">  operator      VARCHAR(50)  NOT NULL COMMENT '</w:t>
+            </w:r>
             <w:r>
               <w:rPr>
                 <w:rFonts w:hint="eastAsia"/>
                 <w:sz w:val="20"/>
                 <w:szCs w:val="21"/>
               </w:rPr>
-              <w:t>old_value</w:t>
-            </w:r>
-            <w:proofErr w:type="spellEnd"/>
+              <w:t>操作者</w:t>
+            </w:r>
             <w:r>
               <w:rPr>
                 <w:rFonts w:hint="eastAsia"/>
                 <w:sz w:val="20"/>
                 <w:szCs w:val="21"/>
               </w:rPr>
-              <w:t xml:space="preserve">     JSON         NULL COMMENT '</w:t>
-            </w:r>
-            <w:proofErr w:type="gramStart"/>
-            <w:r>
-              <w:rPr>
-                <w:rFonts w:hint="eastAsia"/>
+              <w:t>',</w:t>
+            </w:r>
+          </w:p>
+          <w:p>
+            <w:pPr>
+              <w:spacing w:line="360" w:lineRule="auto"/>
+              <w:rPr>
                 <w:sz w:val="20"/>
                 <w:szCs w:val="21"/>
               </w:rPr>
-              <w:t>旧值</w:t>
-            </w:r>
-            <w:proofErr w:type="gramEnd"/>
+            </w:pPr>
             <w:r>
               <w:rPr>
                 <w:rFonts w:hint="eastAsia"/>
                 <w:sz w:val="20"/>
                 <w:szCs w:val="21"/>
               </w:rPr>
-              <w:t>',</w:t>
-            </w:r>
-          </w:p>
-          <w:p>
-            <w:pPr>
-              <w:spacing w:line="360" w:lineRule="auto"/>
+              <w:t xml:space="preserve">  operate_time  DATETIME     NOT NULL COMMENT '</w:t>
+            </w:r>
+            <w:r>
               <w:rPr>
                 <w:rFonts w:hint="eastAsia"/>
                 <w:sz w:val="20"/>
                 <w:szCs w:val="21"/>
               </w:rPr>
-            </w:pPr>
+              <w:t>操作时间</w:t>
+            </w:r>
             <w:r>
               <w:rPr>
                 <w:rFonts w:hint="eastAsia"/>
                 <w:sz w:val="20"/>
                 <w:szCs w:val="21"/>
               </w:rPr>
-              <w:t xml:space="preserve">  </w:t>
-            </w:r>
-            <w:proofErr w:type="spellStart"/>
-            <w:r>
-              <w:rPr>
-                <w:rFonts w:hint="eastAsia"/>
+              <w:t>',</w:t>
+            </w:r>
+          </w:p>
+          <w:p>
+            <w:pPr>
+              <w:spacing w:line="360" w:lineRule="auto"/>
+              <w:rPr>
                 <w:sz w:val="20"/>
                 <w:szCs w:val="21"/>
               </w:rPr>
-              <w:t>new_value</w:t>
-            </w:r>
-            <w:proofErr w:type="spellEnd"/>
+            </w:pPr>
             <w:r>
               <w:rPr>
                 <w:rFonts w:hint="eastAsia"/>
                 <w:sz w:val="20"/>
                 <w:szCs w:val="21"/>
               </w:rPr>
-              <w:t xml:space="preserve">     JSON         NULL COMMENT '</w:t>
+              <w:t xml:space="preserve">  academic_year INT          NOT NULL COMMENT '</w:t>
             </w:r>
             <w:r>
               <w:rPr>
@@ -11712,7 +10026,7 @@
                 <w:sz w:val="20"/>
                 <w:szCs w:val="21"/>
               </w:rPr>
-              <w:t>新值</w:t>
+              <w:t>学年</w:t>
             </w:r>
             <w:r>
               <w:rPr>
@@ -11727,227 +10041,29 @@
             <w:pPr>
               <w:spacing w:line="360" w:lineRule="auto"/>
               <w:rPr>
-                <w:rFonts w:hint="eastAsia"/>
                 <w:sz w:val="20"/>
                 <w:szCs w:val="21"/>
               </w:rPr>
             </w:pPr>
             <w:r>
               <w:rPr>
-                <w:rFonts w:hint="eastAsia"/>
                 <w:sz w:val="20"/>
                 <w:szCs w:val="21"/>
               </w:rPr>
-              <w:t xml:space="preserve">  operator      VARCHAR(50)  NOT NULL COMMENT '</w:t>
-            </w:r>
-            <w:r>
-              <w:rPr>
-                <w:rFonts w:hint="eastAsia"/>
+              <w:t xml:space="preserve">  PRIMARY KEY (log_no, academic_year)</w:t>
+            </w:r>
+          </w:p>
+          <w:p>
+            <w:pPr>
+              <w:spacing w:line="360" w:lineRule="auto"/>
+            </w:pPr>
+            <w:r>
+              <w:rPr>
                 <w:sz w:val="20"/>
                 <w:szCs w:val="21"/>
               </w:rPr>
-              <w:t>操作者</w:t>
-            </w:r>
-            <w:r>
-              <w:rPr>
-                <w:rFonts w:hint="eastAsia"/>
-                <w:sz w:val="20"/>
-                <w:szCs w:val="21"/>
-              </w:rPr>
-              <w:t>',</w:t>
-            </w:r>
-          </w:p>
-          <w:p>
-            <w:pPr>
-              <w:spacing w:line="360" w:lineRule="auto"/>
-              <w:rPr>
-                <w:rFonts w:hint="eastAsia"/>
-                <w:sz w:val="20"/>
-                <w:szCs w:val="21"/>
-              </w:rPr>
-            </w:pPr>
-            <w:r>
-              <w:rPr>
-                <w:rFonts w:hint="eastAsia"/>
-                <w:sz w:val="20"/>
-                <w:szCs w:val="21"/>
-              </w:rPr>
-              <w:t xml:space="preserve">  </w:t>
-            </w:r>
-            <w:proofErr w:type="spellStart"/>
-            <w:r>
-              <w:rPr>
-                <w:rFonts w:hint="eastAsia"/>
-                <w:sz w:val="20"/>
-                <w:szCs w:val="21"/>
-              </w:rPr>
-              <w:t>operate_time</w:t>
-            </w:r>
-            <w:proofErr w:type="spellEnd"/>
-            <w:r>
-              <w:rPr>
-                <w:rFonts w:hint="eastAsia"/>
-                <w:sz w:val="20"/>
-                <w:szCs w:val="21"/>
-              </w:rPr>
-              <w:t xml:space="preserve">  DATETIME     NOT NULL COMMENT '</w:t>
-            </w:r>
-            <w:r>
-              <w:rPr>
-                <w:rFonts w:hint="eastAsia"/>
-                <w:sz w:val="20"/>
-                <w:szCs w:val="21"/>
-              </w:rPr>
-              <w:t>操作时间</w:t>
-            </w:r>
-            <w:r>
-              <w:rPr>
-                <w:rFonts w:hint="eastAsia"/>
-                <w:sz w:val="20"/>
-                <w:szCs w:val="21"/>
-              </w:rPr>
-              <w:t>',</w:t>
-            </w:r>
-          </w:p>
-          <w:p>
-            <w:pPr>
-              <w:spacing w:line="360" w:lineRule="auto"/>
-              <w:rPr>
-                <w:rFonts w:hint="eastAsia"/>
-                <w:sz w:val="20"/>
-                <w:szCs w:val="21"/>
-              </w:rPr>
-            </w:pPr>
-            <w:r>
-              <w:rPr>
-                <w:rFonts w:hint="eastAsia"/>
-                <w:sz w:val="20"/>
-                <w:szCs w:val="21"/>
-              </w:rPr>
-              <w:t xml:space="preserve">  </w:t>
-            </w:r>
-            <w:proofErr w:type="spellStart"/>
-            <w:r>
-              <w:rPr>
-                <w:rFonts w:hint="eastAsia"/>
-                <w:sz w:val="20"/>
-                <w:szCs w:val="21"/>
-              </w:rPr>
-              <w:t>academic_year</w:t>
-            </w:r>
-            <w:proofErr w:type="spellEnd"/>
-            <w:r>
-              <w:rPr>
-                <w:rFonts w:hint="eastAsia"/>
-                <w:sz w:val="20"/>
-                <w:szCs w:val="21"/>
-              </w:rPr>
-              <w:t xml:space="preserve"> INT          NOT NULL COMMENT '</w:t>
-            </w:r>
-            <w:r>
-              <w:rPr>
-                <w:rFonts w:hint="eastAsia"/>
-                <w:sz w:val="20"/>
-                <w:szCs w:val="21"/>
-              </w:rPr>
-              <w:t>学年</w:t>
-            </w:r>
-            <w:r>
-              <w:rPr>
-                <w:rFonts w:hint="eastAsia"/>
-                <w:sz w:val="20"/>
-                <w:szCs w:val="21"/>
-              </w:rPr>
-              <w:t>',</w:t>
-            </w:r>
-          </w:p>
-          <w:p>
-            <w:pPr>
-              <w:spacing w:line="360" w:lineRule="auto"/>
-              <w:rPr>
-                <w:sz w:val="20"/>
-                <w:szCs w:val="21"/>
-              </w:rPr>
-            </w:pPr>
-            <w:r>
-              <w:rPr>
-                <w:sz w:val="20"/>
-                <w:szCs w:val="21"/>
-              </w:rPr>
-              <w:t xml:space="preserve">  PRIMARY KEY (</w:t>
-            </w:r>
-            <w:proofErr w:type="spellStart"/>
-            <w:r>
-              <w:rPr>
-                <w:sz w:val="20"/>
-                <w:szCs w:val="21"/>
-              </w:rPr>
-              <w:t>log_no</w:t>
-            </w:r>
-            <w:proofErr w:type="spellEnd"/>
-            <w:r>
-              <w:rPr>
-                <w:sz w:val="20"/>
-                <w:szCs w:val="21"/>
-              </w:rPr>
-              <w:t xml:space="preserve">, </w:t>
-            </w:r>
-            <w:proofErr w:type="spellStart"/>
-            <w:r>
-              <w:rPr>
-                <w:sz w:val="20"/>
-                <w:szCs w:val="21"/>
-              </w:rPr>
-              <w:t>academic_year</w:t>
-            </w:r>
-            <w:proofErr w:type="spellEnd"/>
-            <w:r>
-              <w:rPr>
-                <w:sz w:val="20"/>
-                <w:szCs w:val="21"/>
-              </w:rPr>
-              <w:t>)</w:t>
-            </w:r>
-          </w:p>
-          <w:p>
-            <w:pPr>
-              <w:spacing w:line="360" w:lineRule="auto"/>
-              <w:rPr>
-                <w:rFonts w:hint="eastAsia"/>
-              </w:rPr>
-            </w:pPr>
-            <w:r>
-              <w:rPr>
-                <w:sz w:val="20"/>
-                <w:szCs w:val="21"/>
-              </w:rPr>
-              <w:t>) ENGINE=</w:t>
-            </w:r>
-            <w:proofErr w:type="spellStart"/>
-            <w:r>
-              <w:rPr>
-                <w:sz w:val="20"/>
-                <w:szCs w:val="21"/>
-              </w:rPr>
-              <w:t>InnoDB</w:t>
-            </w:r>
-            <w:proofErr w:type="spellEnd"/>
-            <w:r>
-              <w:rPr>
-                <w:sz w:val="20"/>
-                <w:szCs w:val="21"/>
-              </w:rPr>
-              <w:t xml:space="preserve"> </w:t>
-            </w:r>
-            <w:proofErr w:type="gramStart"/>
-            <w:r>
-              <w:rPr>
-                <w:sz w:val="20"/>
-                <w:szCs w:val="21"/>
-              </w:rPr>
-              <w:t>... ;</w:t>
-            </w:r>
-            <w:proofErr w:type="gramEnd"/>
+              <w:t>) ENGINE=InnoDB ... ;</w:t>
+            </w:r>
           </w:p>
         </w:tc>
       </w:tr>
@@ -11982,13 +10098,8 @@
       <w:r>
         <w:t>grades</w:t>
       </w:r>
-      <w:proofErr w:type="gramStart"/>
-      <w:r>
-        <w:t>表成绩</w:t>
-      </w:r>
-      <w:proofErr w:type="gramEnd"/>
-      <w:r>
-        <w:t>修改、</w:t>
+      <w:r>
+        <w:t>表成绩修改、</w:t>
       </w:r>
       <w:r>
         <w:t>student</w:t>
@@ -11996,11 +10107,9 @@
       <w:r>
         <w:t>表学籍状态变更、</w:t>
       </w:r>
-      <w:proofErr w:type="spellStart"/>
       <w:r>
         <w:t>course_offering</w:t>
       </w:r>
-      <w:proofErr w:type="spellEnd"/>
       <w:r>
         <w:t>开课计划状态更新等场景的审计记录。</w:t>
       </w:r>
@@ -12272,21 +10381,12 @@
                 <w:szCs w:val="22"/>
               </w:rPr>
             </w:pPr>
-            <w:proofErr w:type="gramStart"/>
-            <w:r>
-              <w:rPr>
-                <w:sz w:val="22"/>
-                <w:szCs w:val="22"/>
-              </w:rPr>
-              <w:t>外键约束</w:t>
-            </w:r>
-            <w:proofErr w:type="gramEnd"/>
-            <w:r>
-              <w:rPr>
-                <w:sz w:val="22"/>
-                <w:szCs w:val="22"/>
-              </w:rPr>
-              <w:t>（</w:t>
+            <w:r>
+              <w:rPr>
+                <w:sz w:val="22"/>
+                <w:szCs w:val="22"/>
+              </w:rPr>
+              <w:t>外键约束（</w:t>
             </w:r>
             <w:r>
               <w:rPr>
@@ -12332,7 +10432,6 @@
               </w:rPr>
               <w:t>个外键，如</w:t>
             </w:r>
-            <w:proofErr w:type="spellStart"/>
             <w:r>
               <w:rPr>
                 <w:sz w:val="22"/>
@@ -12340,7 +10439,6 @@
               </w:rPr>
               <w:t>student→college</w:t>
             </w:r>
-            <w:proofErr w:type="spellEnd"/>
           </w:p>
         </w:tc>
       </w:tr>
@@ -12512,23 +10610,7 @@
                 <w:sz w:val="22"/>
                 <w:szCs w:val="22"/>
               </w:rPr>
-              <w:t>复合主</w:t>
-            </w:r>
-            <w:proofErr w:type="gramStart"/>
-            <w:r>
-              <w:rPr>
-                <w:sz w:val="22"/>
-                <w:szCs w:val="22"/>
-              </w:rPr>
-              <w:t>键保证</w:t>
-            </w:r>
-            <w:proofErr w:type="gramEnd"/>
-            <w:r>
-              <w:rPr>
-                <w:sz w:val="22"/>
-                <w:szCs w:val="22"/>
-              </w:rPr>
-              <w:t>选课记录不重复</w:t>
+              <w:t>复合主键保证选课记录不重复</w:t>
             </w:r>
           </w:p>
         </w:tc>
@@ -12611,9 +10693,6 @@
     <w:p>
       <w:pPr>
         <w:spacing w:line="360" w:lineRule="auto"/>
-        <w:rPr>
-          <w:rFonts w:hint="eastAsia"/>
-        </w:rPr>
       </w:pPr>
     </w:p>
     <w:p>
@@ -12804,15 +10883,7 @@
               <w:cnfStyle w:val="000000100000" w:firstRow="0" w:lastRow="0" w:firstColumn="0" w:lastColumn="0" w:oddVBand="0" w:evenVBand="0" w:oddHBand="1" w:evenHBand="0" w:firstRowFirstColumn="0" w:firstRowLastColumn="0" w:lastRowFirstColumn="0" w:lastRowLastColumn="0"/>
             </w:pPr>
             <w:r>
-              <w:t xml:space="preserve">Amazon </w:t>
-            </w:r>
-            <w:proofErr w:type="spellStart"/>
-            <w:r>
-              <w:t>Corretto</w:t>
-            </w:r>
-            <w:proofErr w:type="spellEnd"/>
-            <w:r>
-              <w:t xml:space="preserve"> JDK 21</w:t>
+              <w:t>Amazon Corretto JDK 21</w:t>
             </w:r>
           </w:p>
         </w:tc>
@@ -13118,42 +11189,22 @@
         <w:t>请求提交至</w:t>
       </w:r>
       <w:r>
-        <w:t>/</w:t>
-      </w:r>
-      <w:proofErr w:type="spellStart"/>
-      <w:r>
-        <w:t>api</w:t>
-      </w:r>
-      <w:proofErr w:type="spellEnd"/>
-      <w:r>
-        <w:t>/auth/login</w:t>
+        <w:t>/api/auth/login</w:t>
       </w:r>
       <w:r>
         <w:t>，后端进行</w:t>
       </w:r>
-      <w:proofErr w:type="spellStart"/>
       <w:r>
         <w:t>BCrypt</w:t>
       </w:r>
-      <w:proofErr w:type="spellEnd"/>
       <w:r>
         <w:t>密码验证，验证通过后将用户信息和角色写入</w:t>
       </w:r>
-      <w:proofErr w:type="spellStart"/>
       <w:r>
         <w:t>HttpSession</w:t>
       </w:r>
-      <w:proofErr w:type="spellEnd"/>
-      <w:r>
-        <w:t>，前端收到</w:t>
-      </w:r>
-      <w:proofErr w:type="gramStart"/>
-      <w:r>
-        <w:t>成功响应</w:t>
-      </w:r>
-      <w:proofErr w:type="gramEnd"/>
-      <w:r>
-        <w:t>后跳转至首页。首页展示后端和数据库连接的健康检查状态。</w:t>
+      <w:r>
+        <w:t>，前端收到成功响应后跳转至首页。首页展示后端和数据库连接的健康检查状态。</w:t>
       </w:r>
     </w:p>
     <w:p>
@@ -13180,13 +11231,8 @@
       <w:r>
         <w:t>/</w:t>
       </w:r>
-      <w:proofErr w:type="gramStart"/>
-      <w:r>
-        <w:t>编辑弹窗三</w:t>
-      </w:r>
-      <w:proofErr w:type="gramEnd"/>
-      <w:r>
-        <w:t>部分。查询支持按学号、姓名模糊匹配，以及学院、专业、学籍状态下拉筛选，所有条件可组合使用。列表以表格展示学生信息，身份证号以脱敏形式显示（前</w:t>
+      <w:r>
+        <w:t>编辑弹窗三部分。查询支持按学号、姓名模糊匹配，以及学院、专业、学籍状态下拉筛选，所有条件可组合使用。列表以表格展示学生信息，身份证号以脱敏形式显示（前</w:t>
       </w:r>
       <w:r>
         <w:t>3</w:t>
@@ -13210,29 +11256,13 @@
         <w:t>/</w:t>
       </w:r>
       <w:r>
-        <w:t>编辑通过</w:t>
-      </w:r>
-      <w:proofErr w:type="gramStart"/>
-      <w:r>
-        <w:t>模态弹窗完成</w:t>
-      </w:r>
-      <w:proofErr w:type="gramEnd"/>
-      <w:r>
-        <w:t>，表单包含学院</w:t>
+        <w:t>编辑通过模态弹窗完成，表单包含学院</w:t>
       </w:r>
       <w:r>
         <w:t>-</w:t>
       </w:r>
       <w:r>
-        <w:t>专业联动选择（选择学院后自动加载该学院下的专业列表）。删除操作为逻辑删除，</w:t>
-      </w:r>
-      <w:proofErr w:type="gramStart"/>
-      <w:r>
-        <w:t>若学</w:t>
-      </w:r>
-      <w:proofErr w:type="gramEnd"/>
-      <w:r>
-        <w:t>生存在选课记录则禁止删除。</w:t>
+        <w:t>专业联动选择（选择学院后自动加载该学院下的专业列表）。删除操作为逻辑删除，若学生存在选课记录则禁止删除。</w:t>
       </w:r>
     </w:p>
     <w:p>
@@ -13279,13 +11309,8 @@
         <w:t>（</w:t>
       </w:r>
       <w:r>
-        <w:t>/</w:t>
-      </w:r>
-      <w:proofErr w:type="spellStart"/>
-      <w:r>
-        <w:t>dicts</w:t>
-      </w:r>
-      <w:proofErr w:type="spellEnd"/>
+        <w:t>/dicts</w:t>
+      </w:r>
       <w:r>
         <w:t>）：左侧选择字典类型，右侧展示该类型下的字典项列表。支持字典类型的创建，以及字典项的增删和启用</w:t>
       </w:r>
@@ -13439,15 +11464,7 @@
         <w:t>/enrollments</w:t>
       </w:r>
       <w:r>
-        <w:t>）：分为选课</w:t>
-      </w:r>
-      <w:proofErr w:type="gramStart"/>
-      <w:r>
-        <w:t>操作区</w:t>
-      </w:r>
-      <w:proofErr w:type="gramEnd"/>
-      <w:r>
-        <w:t>和选课记录列表区。选课时输入学号、选择开放选课的开课计划，系统自动校验学籍状态、是否已选、容量是否已满。退课时同步删除成绩记录并减少已选人数，整个过程在事务保护下执行。</w:t>
+        <w:t>）：分为选课操作区和选课记录列表区。选课时输入学号、选择开放选课的开课计划，系统自动校验学籍状态、是否已选、容量是否已满。退课时同步删除成绩记录并减少已选人数，整个过程在事务保护下执行。</w:t>
       </w:r>
     </w:p>
     <w:p>
@@ -13533,11 +11550,9 @@
       <w:r>
         <w:t>）：支持用户创建（设置用户名、密码、真实姓名、角色）、编辑、密码重置。密码重置通过</w:t>
       </w:r>
-      <w:proofErr w:type="spellStart"/>
       <w:r>
         <w:t>BCrypt</w:t>
       </w:r>
-      <w:proofErr w:type="spellEnd"/>
       <w:r>
         <w:t>重新哈希存储。用户角色通过复选框多选（支持</w:t>
       </w:r>
@@ -13623,6 +11638,9 @@
       <w:pPr>
         <w:pStyle w:val="3"/>
         <w:spacing w:line="360" w:lineRule="auto"/>
+        <w:rPr>
+          <w:rFonts w:hint="eastAsia"/>
+        </w:rPr>
       </w:pPr>
       <w:bookmarkStart w:id="37" w:name="_Toc234075267"/>
       <w:r>
@@ -13844,23 +11862,7 @@
                 <w:szCs w:val="22"/>
               </w:rPr>
               <w:lastRenderedPageBreak/>
-              <w:t>返回分</w:t>
-            </w:r>
-            <w:proofErr w:type="gramStart"/>
-            <w:r>
-              <w:rPr>
-                <w:sz w:val="22"/>
-                <w:szCs w:val="22"/>
-              </w:rPr>
-              <w:t>页学生</w:t>
-            </w:r>
-            <w:proofErr w:type="gramEnd"/>
-            <w:r>
-              <w:rPr>
-                <w:sz w:val="22"/>
-                <w:szCs w:val="22"/>
-              </w:rPr>
-              <w:t>列表，身份</w:t>
+              <w:t>返回分页学生列表，身份</w:t>
             </w:r>
             <w:r>
               <w:rPr>
@@ -15652,7 +13654,6 @@
                 <w:szCs w:val="22"/>
               </w:rPr>
             </w:pPr>
-            <w:proofErr w:type="gramStart"/>
             <w:r>
               <w:rPr>
                 <w:sz w:val="22"/>
@@ -15660,7 +13661,6 @@
               </w:rPr>
               <w:t>退课</w:t>
             </w:r>
-            <w:proofErr w:type="gramEnd"/>
           </w:p>
         </w:tc>
         <w:tc>
@@ -15700,21 +13700,12 @@
                 <w:szCs w:val="22"/>
               </w:rPr>
             </w:pPr>
-            <w:proofErr w:type="gramStart"/>
-            <w:r>
-              <w:rPr>
-                <w:sz w:val="22"/>
-                <w:szCs w:val="22"/>
-              </w:rPr>
-              <w:t>退课成功</w:t>
-            </w:r>
-            <w:proofErr w:type="gramEnd"/>
-            <w:r>
-              <w:rPr>
-                <w:sz w:val="22"/>
-                <w:szCs w:val="22"/>
-              </w:rPr>
-              <w:t>，已选人数</w:t>
+            <w:r>
+              <w:rPr>
+                <w:sz w:val="22"/>
+                <w:szCs w:val="22"/>
+              </w:rPr>
+              <w:t>退课成功，已选人数</w:t>
             </w:r>
             <w:r>
               <w:rPr>
@@ -16450,6 +14441,9 @@
       <w:pPr>
         <w:pStyle w:val="3"/>
         <w:spacing w:line="360" w:lineRule="auto"/>
+        <w:rPr>
+          <w:rFonts w:hint="eastAsia"/>
+        </w:rPr>
       </w:pPr>
       <w:bookmarkStart w:id="38" w:name="_Toc234075268"/>
       <w:r>
@@ -16691,7 +14685,6 @@
                 <w:szCs w:val="22"/>
               </w:rPr>
             </w:pPr>
-            <w:proofErr w:type="gramStart"/>
             <w:r>
               <w:rPr>
                 <w:sz w:val="22"/>
@@ -16699,7 +14692,6 @@
               </w:rPr>
               <w:t>违反外键约束</w:t>
             </w:r>
-            <w:proofErr w:type="gramEnd"/>
           </w:p>
         </w:tc>
         <w:tc>
@@ -16723,7 +14715,6 @@
               </w:rPr>
               <w:t>插入不存在的</w:t>
             </w:r>
-            <w:proofErr w:type="spellStart"/>
             <w:r>
               <w:rPr>
                 <w:sz w:val="22"/>
@@ -16731,7 +14722,6 @@
               </w:rPr>
               <w:t>college_code</w:t>
             </w:r>
-            <w:proofErr w:type="spellEnd"/>
             <w:r>
               <w:rPr>
                 <w:sz w:val="22"/>
@@ -16899,23 +14889,7 @@
                 <w:sz w:val="22"/>
                 <w:szCs w:val="22"/>
               </w:rPr>
-              <w:t>Check constraint '</w:t>
-            </w:r>
-            <w:proofErr w:type="spellStart"/>
-            <w:r>
-              <w:rPr>
-                <w:sz w:val="22"/>
-                <w:szCs w:val="22"/>
-              </w:rPr>
-              <w:t>chk_student_age</w:t>
-            </w:r>
-            <w:proofErr w:type="spellEnd"/>
-            <w:r>
-              <w:rPr>
-                <w:sz w:val="22"/>
-                <w:szCs w:val="22"/>
-              </w:rPr>
-              <w:t>' is violated</w:t>
+              <w:t>Check constraint 'chk_student_age' is violated</w:t>
             </w:r>
           </w:p>
         </w:tc>
@@ -17181,7 +15155,6 @@
       <w:pPr>
         <w:spacing w:line="360" w:lineRule="auto"/>
         <w:rPr>
-          <w:rFonts w:hint="eastAsia"/>
           <w:b/>
           <w:bCs/>
         </w:rPr>
@@ -17304,13 +15277,8 @@
       <w:r>
         <w:t>——</w:t>
       </w:r>
-      <w:proofErr w:type="gramStart"/>
-      <w:r>
-        <w:t>外键约束</w:t>
-      </w:r>
-      <w:proofErr w:type="gramEnd"/>
-      <w:r>
-        <w:t>虽然在一定程度上增加了数据操作的复杂度，但它从数据库层面保证了引用完整性，避免了应用层漏检导致的数据不一致问题。</w:t>
+      <w:r>
+        <w:t>外键约束虽然在一定程度上增加了数据操作的复杂度，但它从数据库层面保证了引用完整性，避免了应用层漏检导致的数据不一致问题。</w:t>
       </w:r>
     </w:p>
     <w:p>
@@ -17451,12 +15419,10 @@
       <w:r>
         <w:t>触发器自动向</w:t>
       </w:r>
-      <w:proofErr w:type="spellStart"/>
       <w:r>
         <w:lastRenderedPageBreak/>
         <w:t>audit_log</w:t>
       </w:r>
-      <w:proofErr w:type="spellEnd"/>
       <w:r>
         <w:t>表写入操作日志。</w:t>
       </w:r>
@@ -17569,15 +15535,7 @@
         <w:t>全文检索</w:t>
       </w:r>
       <w:r>
-        <w:t>：当前系统对文本字段的</w:t>
-      </w:r>
-      <w:proofErr w:type="gramStart"/>
-      <w:r>
-        <w:t>搜索仅</w:t>
-      </w:r>
-      <w:proofErr w:type="gramEnd"/>
-      <w:r>
-        <w:t>支持</w:t>
+        <w:t>：当前系统对文本字段的搜索仅支持</w:t>
       </w:r>
       <w:r>
         <w:t>LIKE</w:t>
@@ -18285,7 +16243,7 @@
       </w:pPr>
     </w:p>
     <w:sectPr>
-      <w:footerReference w:type="default" r:id="rId8"/>
+      <w:footerReference w:type="default" r:id="rId10"/>
       <w:pgSz w:w="11906" w:h="16838"/>
       <w:pgMar w:top="1440" w:right="1800" w:bottom="1440" w:left="1800" w:header="708" w:footer="708" w:gutter="0"/>
       <w:pgNumType w:start="1"/>
@@ -20852,6 +18810,7 @@
   <w:style w:type="character" w:default="1" w:styleId="a0">
     <w:name w:val="Default Paragraph Font"/>
     <w:uiPriority w:val="1"/>
+    <w:semiHidden/>
     <w:unhideWhenUsed/>
   </w:style>
   <w:style w:type="table" w:default="1" w:styleId="a1">
